--- a/flutter more documents/f40_flutter_push_notifications.docx
+++ b/flutter more documents/f40_flutter_push_notifications.docx
@@ -149,6 +149,7 @@
     </w:p>
     <w:p>
       <w:pPr>
+        <w:jc w:val="both"/>
         <w:rPr>
           <w:sz w:val="36"/>
           <w:szCs w:val="36"/>
@@ -23384,6 +23385,7 @@
         <w:tabs>
           <w:tab w:val="left" w:pos="1013"/>
         </w:tabs>
+        <w:jc w:val="both"/>
         <w:rPr>
           <w:sz w:val="36"/>
           <w:szCs w:val="36"/>
@@ -23395,6 +23397,7 @@
         <w:tabs>
           <w:tab w:val="left" w:pos="1013"/>
         </w:tabs>
+        <w:jc w:val="both"/>
         <w:rPr>
           <w:sz w:val="36"/>
           <w:szCs w:val="36"/>
@@ -23420,6 +23423,7 @@
         <w:tabs>
           <w:tab w:val="left" w:pos="1013"/>
         </w:tabs>
+        <w:jc w:val="both"/>
         <w:rPr>
           <w:sz w:val="36"/>
           <w:szCs w:val="36"/>
@@ -23543,6 +23547,7 @@
                 <w:tab w:val="left" w:pos="1013"/>
               </w:tabs>
               <w:spacing w:after="160" w:line="278" w:lineRule="auto"/>
+              <w:jc w:val="both"/>
               <w:rPr>
                 <w:sz w:val="36"/>
                 <w:szCs w:val="36"/>
@@ -23568,6 +23573,7 @@
                 <w:tab w:val="left" w:pos="1013"/>
               </w:tabs>
               <w:spacing w:after="160" w:line="278" w:lineRule="auto"/>
+              <w:jc w:val="both"/>
               <w:cnfStyle w:val="100000000000" w:firstRow="1" w:lastRow="0" w:firstColumn="0" w:lastColumn="0" w:oddVBand="0" w:evenVBand="0" w:oddHBand="0" w:evenHBand="0" w:firstRowFirstColumn="0" w:firstRowLastColumn="0" w:lastRowFirstColumn="0" w:lastRowLastColumn="0"/>
               <w:rPr>
                 <w:sz w:val="36"/>
@@ -23600,6 +23606,7 @@
                 <w:tab w:val="left" w:pos="1013"/>
               </w:tabs>
               <w:spacing w:after="160" w:line="278" w:lineRule="auto"/>
+              <w:jc w:val="both"/>
               <w:rPr>
                 <w:sz w:val="36"/>
                 <w:szCs w:val="36"/>
@@ -23625,6 +23632,7 @@
                 <w:tab w:val="left" w:pos="1013"/>
               </w:tabs>
               <w:spacing w:after="160" w:line="278" w:lineRule="auto"/>
+              <w:jc w:val="both"/>
               <w:cnfStyle w:val="000000100000" w:firstRow="0" w:lastRow="0" w:firstColumn="0" w:lastColumn="0" w:oddVBand="0" w:evenVBand="0" w:oddHBand="1" w:evenHBand="0" w:firstRowFirstColumn="0" w:firstRowLastColumn="0" w:lastRowFirstColumn="0" w:lastRowLastColumn="0"/>
               <w:rPr>
                 <w:sz w:val="36"/>
@@ -23654,6 +23662,7 @@
                 <w:tab w:val="left" w:pos="1013"/>
               </w:tabs>
               <w:spacing w:after="160" w:line="278" w:lineRule="auto"/>
+              <w:jc w:val="both"/>
               <w:rPr>
                 <w:sz w:val="36"/>
                 <w:szCs w:val="36"/>
@@ -23679,6 +23688,7 @@
                 <w:tab w:val="left" w:pos="1013"/>
               </w:tabs>
               <w:spacing w:after="160" w:line="278" w:lineRule="auto"/>
+              <w:jc w:val="both"/>
               <w:cnfStyle w:val="000000000000" w:firstRow="0" w:lastRow="0" w:firstColumn="0" w:lastColumn="0" w:oddVBand="0" w:evenVBand="0" w:oddHBand="0" w:evenHBand="0" w:firstRowFirstColumn="0" w:firstRowLastColumn="0" w:lastRowFirstColumn="0" w:lastRowLastColumn="0"/>
               <w:rPr>
                 <w:sz w:val="36"/>
@@ -23711,6 +23721,7 @@
                 <w:tab w:val="left" w:pos="1013"/>
               </w:tabs>
               <w:spacing w:after="160" w:line="278" w:lineRule="auto"/>
+              <w:jc w:val="both"/>
               <w:rPr>
                 <w:sz w:val="36"/>
                 <w:szCs w:val="36"/>
@@ -23736,6 +23747,7 @@
                 <w:tab w:val="left" w:pos="1013"/>
               </w:tabs>
               <w:spacing w:after="160" w:line="278" w:lineRule="auto"/>
+              <w:jc w:val="both"/>
               <w:cnfStyle w:val="000000100000" w:firstRow="0" w:lastRow="0" w:firstColumn="0" w:lastColumn="0" w:oddVBand="0" w:evenVBand="0" w:oddHBand="1" w:evenHBand="0" w:firstRowFirstColumn="0" w:firstRowLastColumn="0" w:lastRowFirstColumn="0" w:lastRowLastColumn="0"/>
               <w:rPr>
                 <w:sz w:val="36"/>
@@ -23758,6 +23770,7 @@
         <w:tabs>
           <w:tab w:val="left" w:pos="1013"/>
         </w:tabs>
+        <w:jc w:val="both"/>
         <w:rPr>
           <w:sz w:val="36"/>
           <w:szCs w:val="36"/>
@@ -23769,6 +23782,7 @@
         <w:tabs>
           <w:tab w:val="left" w:pos="1013"/>
         </w:tabs>
+        <w:jc w:val="both"/>
         <w:rPr>
           <w:sz w:val="36"/>
           <w:szCs w:val="36"/>
@@ -23841,6 +23855,7 @@
         <w:tabs>
           <w:tab w:val="left" w:pos="1013"/>
         </w:tabs>
+        <w:jc w:val="both"/>
         <w:rPr>
           <w:sz w:val="36"/>
           <w:szCs w:val="36"/>
@@ -23864,6 +23879,7 @@
         <w:tabs>
           <w:tab w:val="left" w:pos="1013"/>
         </w:tabs>
+        <w:jc w:val="both"/>
         <w:rPr>
           <w:sz w:val="36"/>
           <w:szCs w:val="36"/>
@@ -23882,6 +23898,7 @@
         <w:tabs>
           <w:tab w:val="left" w:pos="1013"/>
         </w:tabs>
+        <w:jc w:val="both"/>
         <w:rPr>
           <w:sz w:val="36"/>
           <w:szCs w:val="36"/>
@@ -24019,6 +24036,7 @@
         <w:tabs>
           <w:tab w:val="left" w:pos="1013"/>
         </w:tabs>
+        <w:jc w:val="both"/>
         <w:rPr>
           <w:sz w:val="36"/>
           <w:szCs w:val="36"/>
@@ -24030,6 +24048,7 @@
         <w:tabs>
           <w:tab w:val="left" w:pos="1013"/>
         </w:tabs>
+        <w:jc w:val="both"/>
         <w:rPr>
           <w:sz w:val="36"/>
           <w:szCs w:val="36"/>
@@ -24049,6 +24068,7 @@
         <w:tabs>
           <w:tab w:val="left" w:pos="1013"/>
         </w:tabs>
+        <w:jc w:val="both"/>
         <w:rPr>
           <w:sz w:val="36"/>
           <w:szCs w:val="36"/>
@@ -24142,6 +24162,7 @@
         <w:tabs>
           <w:tab w:val="left" w:pos="1013"/>
         </w:tabs>
+        <w:jc w:val="both"/>
         <w:rPr>
           <w:sz w:val="36"/>
           <w:szCs w:val="36"/>
@@ -24178,6 +24199,7 @@
         <w:tabs>
           <w:tab w:val="left" w:pos="1013"/>
         </w:tabs>
+        <w:jc w:val="both"/>
         <w:rPr>
           <w:sz w:val="36"/>
           <w:szCs w:val="36"/>
@@ -24196,6 +24218,7 @@
         <w:tabs>
           <w:tab w:val="left" w:pos="1013"/>
         </w:tabs>
+        <w:jc w:val="both"/>
         <w:rPr>
           <w:b/>
           <w:bCs/>
@@ -24242,6 +24265,7 @@
         <w:tabs>
           <w:tab w:val="left" w:pos="1013"/>
         </w:tabs>
+        <w:jc w:val="both"/>
         <w:rPr>
           <w:b/>
           <w:bCs/>
@@ -24288,6 +24312,7 @@
         <w:tabs>
           <w:tab w:val="left" w:pos="1013"/>
         </w:tabs>
+        <w:jc w:val="both"/>
         <w:rPr>
           <w:b/>
           <w:bCs/>
@@ -24312,6 +24337,7 @@
         <w:tabs>
           <w:tab w:val="left" w:pos="1013"/>
         </w:tabs>
+        <w:jc w:val="both"/>
         <w:rPr>
           <w:b/>
           <w:bCs/>
@@ -24336,6 +24362,7 @@
         <w:tabs>
           <w:tab w:val="left" w:pos="1013"/>
         </w:tabs>
+        <w:jc w:val="both"/>
         <w:rPr>
           <w:b/>
           <w:bCs/>
@@ -24382,6 +24409,7 @@
         <w:tabs>
           <w:tab w:val="left" w:pos="1013"/>
         </w:tabs>
+        <w:jc w:val="both"/>
         <w:rPr>
           <w:b/>
           <w:bCs/>
@@ -24428,6 +24456,7 @@
         <w:tabs>
           <w:tab w:val="left" w:pos="1013"/>
         </w:tabs>
+        <w:jc w:val="both"/>
         <w:rPr>
           <w:b/>
           <w:bCs/>
@@ -24496,6 +24525,7 @@
         <w:tabs>
           <w:tab w:val="left" w:pos="1013"/>
         </w:tabs>
+        <w:jc w:val="both"/>
         <w:rPr>
           <w:b/>
           <w:bCs/>
@@ -24542,6 +24572,7 @@
         <w:tabs>
           <w:tab w:val="left" w:pos="1013"/>
         </w:tabs>
+        <w:jc w:val="both"/>
         <w:rPr>
           <w:b/>
           <w:bCs/>
@@ -24588,6 +24619,7 @@
         <w:tabs>
           <w:tab w:val="left" w:pos="1013"/>
         </w:tabs>
+        <w:jc w:val="both"/>
         <w:rPr>
           <w:b/>
           <w:bCs/>
@@ -24646,6 +24678,7 @@
         <w:tabs>
           <w:tab w:val="left" w:pos="1013"/>
         </w:tabs>
+        <w:jc w:val="both"/>
         <w:rPr>
           <w:b/>
           <w:bCs/>
@@ -24670,6 +24703,7 @@
         <w:tabs>
           <w:tab w:val="left" w:pos="1013"/>
         </w:tabs>
+        <w:jc w:val="both"/>
         <w:rPr>
           <w:b/>
           <w:bCs/>
@@ -24738,6 +24772,7 @@
         <w:tabs>
           <w:tab w:val="left" w:pos="1013"/>
         </w:tabs>
+        <w:jc w:val="both"/>
         <w:rPr>
           <w:b/>
           <w:bCs/>
@@ -24762,6 +24797,7 @@
         <w:tabs>
           <w:tab w:val="left" w:pos="1013"/>
         </w:tabs>
+        <w:jc w:val="both"/>
         <w:rPr>
           <w:b/>
           <w:bCs/>
@@ -24787,6 +24823,7 @@
         <w:tabs>
           <w:tab w:val="left" w:pos="1013"/>
         </w:tabs>
+        <w:jc w:val="both"/>
         <w:rPr>
           <w:sz w:val="36"/>
           <w:szCs w:val="36"/>
@@ -24812,6 +24849,7 @@
         <w:tabs>
           <w:tab w:val="left" w:pos="1013"/>
         </w:tabs>
+        <w:jc w:val="both"/>
         <w:rPr>
           <w:b/>
           <w:bCs/>
@@ -24834,6 +24872,7 @@
         <w:tabs>
           <w:tab w:val="left" w:pos="1013"/>
         </w:tabs>
+        <w:jc w:val="both"/>
         <w:rPr>
           <w:b/>
           <w:bCs/>
@@ -24856,6 +24895,7 @@
         <w:tabs>
           <w:tab w:val="left" w:pos="1013"/>
         </w:tabs>
+        <w:jc w:val="both"/>
         <w:rPr>
           <w:b/>
           <w:bCs/>
@@ -24878,6 +24918,7 @@
         <w:tabs>
           <w:tab w:val="left" w:pos="1013"/>
         </w:tabs>
+        <w:jc w:val="both"/>
         <w:rPr>
           <w:b/>
           <w:bCs/>
@@ -24900,6 +24941,7 @@
         <w:tabs>
           <w:tab w:val="left" w:pos="1013"/>
         </w:tabs>
+        <w:jc w:val="both"/>
         <w:rPr>
           <w:b/>
           <w:bCs/>
@@ -24922,6 +24964,7 @@
         <w:tabs>
           <w:tab w:val="left" w:pos="1013"/>
         </w:tabs>
+        <w:jc w:val="both"/>
         <w:rPr>
           <w:b/>
           <w:bCs/>
@@ -24944,6 +24987,7 @@
         <w:tabs>
           <w:tab w:val="left" w:pos="1013"/>
         </w:tabs>
+        <w:jc w:val="both"/>
         <w:rPr>
           <w:b/>
           <w:bCs/>
@@ -24966,6 +25010,7 @@
         <w:tabs>
           <w:tab w:val="left" w:pos="1013"/>
         </w:tabs>
+        <w:jc w:val="both"/>
         <w:rPr>
           <w:b/>
           <w:bCs/>
@@ -24988,6 +25033,7 @@
         <w:tabs>
           <w:tab w:val="left" w:pos="1013"/>
         </w:tabs>
+        <w:jc w:val="both"/>
         <w:rPr>
           <w:b/>
           <w:bCs/>
@@ -25021,6 +25067,7 @@
         <w:tabs>
           <w:tab w:val="left" w:pos="1013"/>
         </w:tabs>
+        <w:jc w:val="both"/>
         <w:rPr>
           <w:b/>
           <w:bCs/>
@@ -25043,6 +25090,7 @@
         <w:tabs>
           <w:tab w:val="left" w:pos="1013"/>
         </w:tabs>
+        <w:jc w:val="both"/>
         <w:rPr>
           <w:b/>
           <w:bCs/>
@@ -25065,6 +25113,7 @@
         <w:tabs>
           <w:tab w:val="left" w:pos="1013"/>
         </w:tabs>
+        <w:jc w:val="both"/>
         <w:rPr>
           <w:sz w:val="36"/>
           <w:szCs w:val="36"/>
@@ -25076,6 +25125,7 @@
         <w:tabs>
           <w:tab w:val="left" w:pos="1013"/>
         </w:tabs>
+        <w:jc w:val="both"/>
         <w:rPr>
           <w:sz w:val="36"/>
           <w:szCs w:val="36"/>
@@ -25094,6 +25144,7 @@
         <w:tabs>
           <w:tab w:val="left" w:pos="1013"/>
         </w:tabs>
+        <w:jc w:val="both"/>
         <w:rPr>
           <w:sz w:val="36"/>
           <w:szCs w:val="36"/>
@@ -25133,6 +25184,7 @@
         <w:tabs>
           <w:tab w:val="left" w:pos="1013"/>
         </w:tabs>
+        <w:jc w:val="both"/>
         <w:rPr>
           <w:sz w:val="36"/>
           <w:szCs w:val="36"/>
@@ -25177,14 +25229,7 @@
           <w:sz w:val="36"/>
           <w:szCs w:val="36"/>
         </w:rPr>
-        <w:t xml:space="preserve">. </w:t>
-      </w:r>
-      <w:r>
-        <w:rPr>
-          <w:sz w:val="36"/>
-          <w:szCs w:val="36"/>
-        </w:rPr>
-        <w:t>First makes sure to get clear:</w:t>
+        <w:t>. First makes sure to get clear:</w:t>
       </w:r>
     </w:p>
     <w:p>
@@ -25197,6 +25242,7 @@
         <w:tabs>
           <w:tab w:val="left" w:pos="1013"/>
         </w:tabs>
+        <w:jc w:val="both"/>
         <w:rPr>
           <w:sz w:val="36"/>
           <w:szCs w:val="36"/>
@@ -25216,6 +25262,7 @@
         <w:tabs>
           <w:tab w:val="left" w:pos="1013"/>
         </w:tabs>
+        <w:jc w:val="both"/>
         <w:rPr>
           <w:b/>
           <w:bCs/>
@@ -25243,6 +25290,7 @@
         <w:tabs>
           <w:tab w:val="left" w:pos="1013"/>
         </w:tabs>
+        <w:jc w:val="both"/>
         <w:rPr>
           <w:sz w:val="36"/>
           <w:szCs w:val="36"/>
@@ -25261,6 +25309,7 @@
         <w:tabs>
           <w:tab w:val="left" w:pos="1013"/>
         </w:tabs>
+        <w:jc w:val="both"/>
         <w:rPr>
           <w:b/>
           <w:bCs/>
@@ -25283,6 +25332,7 @@
         <w:tabs>
           <w:tab w:val="left" w:pos="1013"/>
         </w:tabs>
+        <w:jc w:val="both"/>
         <w:rPr>
           <w:sz w:val="36"/>
           <w:szCs w:val="36"/>
@@ -25322,6 +25372,7 @@
         <w:tabs>
           <w:tab w:val="left" w:pos="1013"/>
         </w:tabs>
+        <w:jc w:val="both"/>
         <w:rPr>
           <w:sz w:val="36"/>
           <w:szCs w:val="36"/>
@@ -25333,6 +25384,7 @@
         <w:tabs>
           <w:tab w:val="left" w:pos="1013"/>
         </w:tabs>
+        <w:jc w:val="both"/>
         <w:rPr>
           <w:sz w:val="36"/>
           <w:szCs w:val="36"/>
@@ -25363,6 +25415,7 @@
         <w:tabs>
           <w:tab w:val="left" w:pos="1013"/>
         </w:tabs>
+        <w:jc w:val="both"/>
         <w:rPr>
           <w:sz w:val="36"/>
           <w:szCs w:val="36"/>
@@ -25386,6 +25439,7 @@
         <w:tabs>
           <w:tab w:val="left" w:pos="1013"/>
         </w:tabs>
+        <w:jc w:val="both"/>
         <w:rPr>
           <w:sz w:val="36"/>
           <w:szCs w:val="36"/>
@@ -25409,6 +25463,7 @@
         <w:tabs>
           <w:tab w:val="left" w:pos="1013"/>
         </w:tabs>
+        <w:jc w:val="both"/>
         <w:rPr>
           <w:sz w:val="36"/>
           <w:szCs w:val="36"/>
@@ -25427,6 +25482,7 @@
         <w:tabs>
           <w:tab w:val="left" w:pos="1013"/>
         </w:tabs>
+        <w:jc w:val="both"/>
       </w:pPr>
       <w:r>
         <w:rPr>
@@ -25553,6 +25609,7 @@
         <w:tabs>
           <w:tab w:val="left" w:pos="1013"/>
         </w:tabs>
+        <w:jc w:val="both"/>
         <w:rPr>
           <w:sz w:val="36"/>
           <w:szCs w:val="36"/>
@@ -25603,6 +25660,7 @@
         <w:tabs>
           <w:tab w:val="left" w:pos="1013"/>
         </w:tabs>
+        <w:jc w:val="both"/>
         <w:rPr>
           <w:sz w:val="36"/>
           <w:szCs w:val="36"/>
@@ -25659,6 +25717,7 @@
         <w:tabs>
           <w:tab w:val="left" w:pos="1013"/>
         </w:tabs>
+        <w:jc w:val="both"/>
         <w:rPr>
           <w:sz w:val="36"/>
           <w:szCs w:val="36"/>
@@ -25731,6 +25790,7 @@
         <w:tabs>
           <w:tab w:val="left" w:pos="1013"/>
         </w:tabs>
+        <w:jc w:val="both"/>
         <w:rPr>
           <w:sz w:val="36"/>
           <w:szCs w:val="36"/>
@@ -25754,6 +25814,7 @@
         <w:tabs>
           <w:tab w:val="left" w:pos="1013"/>
         </w:tabs>
+        <w:jc w:val="both"/>
         <w:rPr>
           <w:sz w:val="36"/>
           <w:szCs w:val="36"/>
@@ -25777,6 +25838,7 @@
         <w:tabs>
           <w:tab w:val="left" w:pos="1013"/>
         </w:tabs>
+        <w:jc w:val="both"/>
         <w:rPr>
           <w:sz w:val="36"/>
           <w:szCs w:val="36"/>
@@ -25795,6 +25857,7 @@
         <w:tabs>
           <w:tab w:val="left" w:pos="1013"/>
         </w:tabs>
+        <w:jc w:val="both"/>
         <w:rPr>
           <w:sz w:val="36"/>
           <w:szCs w:val="36"/>
@@ -25878,8 +25941,15 @@
           <w:sz w:val="36"/>
           <w:szCs w:val="36"/>
         </w:rPr>
+        <w:t xml:space="preserve">which </w:t>
+      </w:r>
+      <w:r>
+        <w:rPr>
+          <w:sz w:val="36"/>
+          <w:szCs w:val="36"/>
+        </w:rPr>
         <w:lastRenderedPageBreak/>
-        <w:t xml:space="preserve">which will take the </w:t>
+        <w:t xml:space="preserve">will take the </w:t>
       </w:r>
       <w:r>
         <w:rPr>
@@ -25960,6 +26030,7 @@
         <w:tabs>
           <w:tab w:val="left" w:pos="1013"/>
         </w:tabs>
+        <w:jc w:val="both"/>
         <w:rPr>
           <w:sz w:val="36"/>
           <w:szCs w:val="36"/>
@@ -25994,6 +26065,7 @@
         <w:tabs>
           <w:tab w:val="left" w:pos="1013"/>
         </w:tabs>
+        <w:jc w:val="both"/>
         <w:rPr>
           <w:b/>
           <w:bCs/>
@@ -26038,6 +26110,7 @@
         <w:tabs>
           <w:tab w:val="left" w:pos="1013"/>
         </w:tabs>
+        <w:jc w:val="both"/>
         <w:rPr>
           <w:b/>
           <w:bCs/>
@@ -26060,6 +26133,7 @@
         <w:tabs>
           <w:tab w:val="left" w:pos="1013"/>
         </w:tabs>
+        <w:jc w:val="both"/>
         <w:rPr>
           <w:b/>
           <w:bCs/>
@@ -26102,6 +26176,7 @@
         <w:tabs>
           <w:tab w:val="left" w:pos="1013"/>
         </w:tabs>
+        <w:jc w:val="both"/>
         <w:rPr>
           <w:b/>
           <w:bCs/>
@@ -26124,6 +26199,7 @@
         <w:tabs>
           <w:tab w:val="left" w:pos="1013"/>
         </w:tabs>
+        <w:jc w:val="both"/>
         <w:rPr>
           <w:sz w:val="36"/>
           <w:szCs w:val="36"/>
@@ -26135,6 +26211,7 @@
         <w:tabs>
           <w:tab w:val="left" w:pos="1013"/>
         </w:tabs>
+        <w:jc w:val="both"/>
         <w:rPr>
           <w:sz w:val="36"/>
           <w:szCs w:val="36"/>
@@ -26167,6 +26244,7 @@
         <w:tabs>
           <w:tab w:val="left" w:pos="1013"/>
         </w:tabs>
+        <w:jc w:val="both"/>
         <w:rPr>
           <w:sz w:val="36"/>
           <w:szCs w:val="36"/>
@@ -26309,7 +26387,30 @@
           <w:sz w:val="36"/>
           <w:szCs w:val="36"/>
         </w:rPr>
-        <w:t>tells the Dart VM:</w:t>
+        <w:t xml:space="preserve">tells the </w:t>
+      </w:r>
+      <w:r>
+        <w:rPr>
+          <w:b/>
+          <w:bCs/>
+          <w:sz w:val="36"/>
+          <w:szCs w:val="36"/>
+        </w:rPr>
+        <w:t xml:space="preserve">AOT </w:t>
+      </w:r>
+      <w:r>
+        <w:rPr>
+          <w:sz w:val="36"/>
+          <w:szCs w:val="36"/>
+        </w:rPr>
+        <w:t>(Ahead of Time) compiler</w:t>
+      </w:r>
+      <w:r>
+        <w:rPr>
+          <w:sz w:val="36"/>
+          <w:szCs w:val="36"/>
+        </w:rPr>
+        <w:t>:</w:t>
       </w:r>
       <w:r>
         <w:rPr>
@@ -26330,7 +26431,14 @@
           <w:sz w:val="36"/>
           <w:szCs w:val="36"/>
         </w:rPr>
-        <w:t xml:space="preserve"> This method must be top-level function not inside any class.</w:t>
+        <w:t xml:space="preserve"> </w:t>
+      </w:r>
+      <w:r>
+        <w:rPr>
+          <w:sz w:val="36"/>
+          <w:szCs w:val="36"/>
+        </w:rPr>
+        <w:t>This method must be top-level function not inside any class.</w:t>
       </w:r>
       <w:r>
         <w:rPr>
@@ -27121,6 +27229,11 @@
     </w:p>
     <w:p>
       <w:pPr>
+        <w:pStyle w:val="ListParagraph"/>
+        <w:numPr>
+          <w:ilvl w:val="0"/>
+          <w:numId w:val="46"/>
+        </w:numPr>
         <w:jc w:val="both"/>
         <w:rPr>
           <w:sz w:val="36"/>
@@ -27151,6 +27264,11 @@
     </w:p>
     <w:p>
       <w:pPr>
+        <w:pStyle w:val="ListParagraph"/>
+        <w:numPr>
+          <w:ilvl w:val="0"/>
+          <w:numId w:val="46"/>
+        </w:numPr>
         <w:jc w:val="both"/>
         <w:rPr>
           <w:sz w:val="36"/>
@@ -27254,14 +27372,7 @@
           <w:sz w:val="36"/>
           <w:szCs w:val="36"/>
         </w:rPr>
-        <w:t>for</w:t>
-      </w:r>
-      <w:r>
-        <w:rPr>
-          <w:sz w:val="36"/>
-          <w:szCs w:val="36"/>
-        </w:rPr>
-        <w:t xml:space="preserve"> snooze</w:t>
+        <w:t>for snooze</w:t>
       </w:r>
     </w:p>
     <w:p>
@@ -27269,6 +27380,7 @@
         <w:tabs>
           <w:tab w:val="left" w:pos="1013"/>
         </w:tabs>
+        <w:jc w:val="both"/>
         <w:rPr>
           <w:sz w:val="36"/>
           <w:szCs w:val="36"/>
@@ -27280,6 +27392,7 @@
         <w:tabs>
           <w:tab w:val="left" w:pos="1013"/>
         </w:tabs>
+        <w:jc w:val="both"/>
         <w:rPr>
           <w:sz w:val="36"/>
           <w:szCs w:val="36"/>
@@ -27428,6 +27541,7 @@
         <w:tabs>
           <w:tab w:val="left" w:pos="1013"/>
         </w:tabs>
+        <w:jc w:val="both"/>
         <w:rPr>
           <w:sz w:val="36"/>
           <w:szCs w:val="36"/>
@@ -27451,6 +27565,7 @@
         <w:tabs>
           <w:tab w:val="left" w:pos="1013"/>
         </w:tabs>
+        <w:jc w:val="both"/>
         <w:rPr>
           <w:sz w:val="36"/>
           <w:szCs w:val="36"/>
@@ -27482,6 +27597,7 @@
         <w:tabs>
           <w:tab w:val="left" w:pos="1013"/>
         </w:tabs>
+        <w:jc w:val="both"/>
         <w:rPr>
           <w:sz w:val="36"/>
           <w:szCs w:val="36"/>
@@ -27500,6 +27616,7 @@
         <w:tabs>
           <w:tab w:val="left" w:pos="1013"/>
         </w:tabs>
+        <w:jc w:val="both"/>
         <w:rPr>
           <w:sz w:val="36"/>
           <w:szCs w:val="36"/>
@@ -27511,6 +27628,7 @@
         <w:tabs>
           <w:tab w:val="left" w:pos="1013"/>
         </w:tabs>
+        <w:jc w:val="both"/>
         <w:rPr>
           <w:sz w:val="36"/>
           <w:szCs w:val="36"/>
@@ -27529,6 +27647,7 @@
         <w:tabs>
           <w:tab w:val="left" w:pos="1013"/>
         </w:tabs>
+        <w:jc w:val="both"/>
         <w:rPr>
           <w:sz w:val="36"/>
           <w:szCs w:val="36"/>
@@ -27738,6 +27857,7 @@
         <w:tabs>
           <w:tab w:val="left" w:pos="1013"/>
         </w:tabs>
+        <w:jc w:val="both"/>
         <w:rPr>
           <w:sz w:val="36"/>
           <w:szCs w:val="36"/>
@@ -27772,6 +27892,7 @@
         <w:tabs>
           <w:tab w:val="left" w:pos="1013"/>
         </w:tabs>
+        <w:jc w:val="both"/>
         <w:rPr>
           <w:sz w:val="36"/>
           <w:szCs w:val="36"/>
@@ -27879,15 +28000,7 @@
           <w:sz w:val="36"/>
           <w:szCs w:val="36"/>
         </w:rPr>
-        <w:t xml:space="preserve">. This is need because if the app was killed, sometimes the callback </w:t>
-      </w:r>
-      <w:r>
-        <w:rPr>
-          <w:sz w:val="36"/>
-          <w:szCs w:val="36"/>
-        </w:rPr>
-        <w:lastRenderedPageBreak/>
-        <w:t>(</w:t>
+        <w:t>. This is need because if the app was killed, sometimes the callback (</w:t>
       </w:r>
       <w:proofErr w:type="spellStart"/>
       <w:r>
@@ -27929,16 +28042,18 @@
         <w:tabs>
           <w:tab w:val="left" w:pos="1013"/>
         </w:tabs>
-        <w:rPr>
-          <w:sz w:val="36"/>
-          <w:szCs w:val="36"/>
-        </w:rPr>
-      </w:pPr>
-      <w:r>
-        <w:rPr>
-          <w:sz w:val="36"/>
-          <w:szCs w:val="36"/>
-        </w:rPr>
+        <w:jc w:val="both"/>
+        <w:rPr>
+          <w:sz w:val="36"/>
+          <w:szCs w:val="36"/>
+        </w:rPr>
+      </w:pPr>
+      <w:r>
+        <w:rPr>
+          <w:sz w:val="36"/>
+          <w:szCs w:val="36"/>
+        </w:rPr>
+        <w:lastRenderedPageBreak/>
         <w:t># Here’s the flow for this method:</w:t>
       </w:r>
     </w:p>
@@ -27952,6 +28067,7 @@
         <w:tabs>
           <w:tab w:val="left" w:pos="1013"/>
         </w:tabs>
+        <w:jc w:val="both"/>
         <w:rPr>
           <w:b/>
           <w:bCs/>
@@ -28042,6 +28158,7 @@
         <w:tabs>
           <w:tab w:val="left" w:pos="1013"/>
         </w:tabs>
+        <w:jc w:val="both"/>
         <w:rPr>
           <w:sz w:val="36"/>
           <w:szCs w:val="36"/>
@@ -28159,6 +28276,7 @@
         <w:tabs>
           <w:tab w:val="left" w:pos="1013"/>
         </w:tabs>
+        <w:jc w:val="both"/>
         <w:rPr>
           <w:sz w:val="36"/>
           <w:szCs w:val="36"/>
@@ -28235,6 +28353,7 @@
         <w:tabs>
           <w:tab w:val="left" w:pos="1013"/>
         </w:tabs>
+        <w:jc w:val="both"/>
         <w:rPr>
           <w:sz w:val="36"/>
           <w:szCs w:val="36"/>
@@ -28258,6 +28377,7 @@
         <w:tabs>
           <w:tab w:val="left" w:pos="1013"/>
         </w:tabs>
+        <w:jc w:val="both"/>
         <w:rPr>
           <w:b/>
           <w:bCs/>
@@ -28303,6 +28423,7 @@
         <w:tabs>
           <w:tab w:val="left" w:pos="1013"/>
         </w:tabs>
+        <w:jc w:val="both"/>
         <w:rPr>
           <w:sz w:val="36"/>
           <w:szCs w:val="36"/>
@@ -28351,16 +28472,7 @@
           <w:sz w:val="36"/>
           <w:szCs w:val="36"/>
         </w:rPr>
-        <w:t>()</w:t>
-      </w:r>
-      <w:r>
-        <w:rPr>
-          <w:b/>
-          <w:bCs/>
-          <w:sz w:val="36"/>
-          <w:szCs w:val="36"/>
-        </w:rPr>
-        <w:t xml:space="preserve"> </w:t>
+        <w:t xml:space="preserve">() </w:t>
       </w:r>
       <w:r>
         <w:rPr>
@@ -28375,6 +28487,7 @@
         <w:tabs>
           <w:tab w:val="left" w:pos="1013"/>
         </w:tabs>
+        <w:jc w:val="both"/>
         <w:rPr>
           <w:sz w:val="36"/>
           <w:szCs w:val="36"/>
@@ -28393,6 +28506,7 @@
         <w:tabs>
           <w:tab w:val="left" w:pos="1013"/>
         </w:tabs>
+        <w:jc w:val="both"/>
         <w:rPr>
           <w:b/>
           <w:bCs/>
@@ -28415,6 +28529,7 @@
         <w:tabs>
           <w:tab w:val="left" w:pos="1013"/>
         </w:tabs>
+        <w:jc w:val="both"/>
         <w:rPr>
           <w:b/>
           <w:bCs/>
@@ -28466,6 +28581,7 @@
         <w:tabs>
           <w:tab w:val="left" w:pos="1013"/>
         </w:tabs>
+        <w:jc w:val="both"/>
         <w:rPr>
           <w:b/>
           <w:bCs/>
@@ -28517,6 +28633,7 @@
         <w:tabs>
           <w:tab w:val="left" w:pos="1013"/>
         </w:tabs>
+        <w:jc w:val="both"/>
         <w:rPr>
           <w:b/>
           <w:bCs/>
@@ -28568,6 +28685,7 @@
         <w:tabs>
           <w:tab w:val="left" w:pos="1013"/>
         </w:tabs>
+        <w:jc w:val="both"/>
         <w:rPr>
           <w:b/>
           <w:bCs/>
@@ -28619,6 +28737,7 @@
         <w:tabs>
           <w:tab w:val="left" w:pos="1013"/>
         </w:tabs>
+        <w:jc w:val="both"/>
         <w:rPr>
           <w:b/>
           <w:bCs/>
@@ -28641,6 +28760,7 @@
         <w:tabs>
           <w:tab w:val="left" w:pos="1013"/>
         </w:tabs>
+        <w:jc w:val="both"/>
         <w:rPr>
           <w:b/>
           <w:bCs/>
@@ -28665,6 +28785,7 @@
         <w:tabs>
           <w:tab w:val="left" w:pos="1013"/>
         </w:tabs>
+        <w:jc w:val="both"/>
         <w:rPr>
           <w:b/>
           <w:bCs/>
@@ -28711,23 +28832,23 @@
         <w:tabs>
           <w:tab w:val="left" w:pos="1013"/>
         </w:tabs>
-        <w:rPr>
-          <w:b/>
-          <w:bCs/>
-          <w:color w:val="D86DCB" w:themeColor="accent5" w:themeTint="99"/>
-          <w:sz w:val="36"/>
-          <w:szCs w:val="36"/>
-        </w:rPr>
-      </w:pPr>
-      <w:r>
-        <w:rPr>
-          <w:b/>
-          <w:bCs/>
-          <w:color w:val="D86DCB" w:themeColor="accent5" w:themeTint="99"/>
-          <w:sz w:val="36"/>
-          <w:szCs w:val="36"/>
-        </w:rPr>
-        <w:lastRenderedPageBreak/>
+        <w:jc w:val="both"/>
+        <w:rPr>
+          <w:b/>
+          <w:bCs/>
+          <w:color w:val="D86DCB" w:themeColor="accent5" w:themeTint="99"/>
+          <w:sz w:val="36"/>
+          <w:szCs w:val="36"/>
+        </w:rPr>
+      </w:pPr>
+      <w:r>
+        <w:rPr>
+          <w:b/>
+          <w:bCs/>
+          <w:color w:val="D86DCB" w:themeColor="accent5" w:themeTint="99"/>
+          <w:sz w:val="36"/>
+          <w:szCs w:val="36"/>
+        </w:rPr>
         <w:t xml:space="preserve">  </w:t>
       </w:r>
       <w:proofErr w:type="spellStart"/>
@@ -28758,22 +28879,24 @@
         <w:tabs>
           <w:tab w:val="left" w:pos="1013"/>
         </w:tabs>
-        <w:rPr>
-          <w:b/>
-          <w:bCs/>
-          <w:color w:val="D86DCB" w:themeColor="accent5" w:themeTint="99"/>
-          <w:sz w:val="36"/>
-          <w:szCs w:val="36"/>
-        </w:rPr>
-      </w:pPr>
-      <w:r>
-        <w:rPr>
-          <w:b/>
-          <w:bCs/>
-          <w:color w:val="D86DCB" w:themeColor="accent5" w:themeTint="99"/>
-          <w:sz w:val="36"/>
-          <w:szCs w:val="36"/>
-        </w:rPr>
+        <w:jc w:val="both"/>
+        <w:rPr>
+          <w:b/>
+          <w:bCs/>
+          <w:color w:val="D86DCB" w:themeColor="accent5" w:themeTint="99"/>
+          <w:sz w:val="36"/>
+          <w:szCs w:val="36"/>
+        </w:rPr>
+      </w:pPr>
+      <w:r>
+        <w:rPr>
+          <w:b/>
+          <w:bCs/>
+          <w:color w:val="D86DCB" w:themeColor="accent5" w:themeTint="99"/>
+          <w:sz w:val="36"/>
+          <w:szCs w:val="36"/>
+        </w:rPr>
+        <w:lastRenderedPageBreak/>
         <w:t xml:space="preserve">  </w:t>
       </w:r>
       <w:proofErr w:type="spellStart"/>
@@ -28826,6 +28949,7 @@
         <w:tabs>
           <w:tab w:val="left" w:pos="1013"/>
         </w:tabs>
+        <w:jc w:val="both"/>
         <w:rPr>
           <w:b/>
           <w:bCs/>
@@ -28884,6 +29008,7 @@
         <w:tabs>
           <w:tab w:val="left" w:pos="1013"/>
         </w:tabs>
+        <w:jc w:val="both"/>
         <w:rPr>
           <w:b/>
           <w:bCs/>
@@ -28908,6 +29033,7 @@
         <w:tabs>
           <w:tab w:val="left" w:pos="1013"/>
         </w:tabs>
+        <w:jc w:val="both"/>
         <w:rPr>
           <w:b/>
           <w:bCs/>
@@ -28994,6 +29120,7 @@
         <w:tabs>
           <w:tab w:val="left" w:pos="1013"/>
         </w:tabs>
+        <w:jc w:val="both"/>
         <w:rPr>
           <w:b/>
           <w:bCs/>
@@ -29064,6 +29191,7 @@
         <w:tabs>
           <w:tab w:val="left" w:pos="1013"/>
         </w:tabs>
+        <w:jc w:val="both"/>
         <w:rPr>
           <w:b/>
           <w:bCs/>
@@ -29112,6 +29240,7 @@
         <w:tabs>
           <w:tab w:val="left" w:pos="1013"/>
         </w:tabs>
+        <w:jc w:val="both"/>
         <w:rPr>
           <w:b/>
           <w:bCs/>
@@ -29136,6 +29265,7 @@
         <w:tabs>
           <w:tab w:val="left" w:pos="1013"/>
         </w:tabs>
+        <w:jc w:val="both"/>
         <w:rPr>
           <w:b/>
           <w:bCs/>
@@ -29182,6 +29312,7 @@
         <w:tabs>
           <w:tab w:val="left" w:pos="1013"/>
         </w:tabs>
+        <w:jc w:val="both"/>
         <w:rPr>
           <w:b/>
           <w:bCs/>
@@ -29206,6 +29337,7 @@
         <w:tabs>
           <w:tab w:val="left" w:pos="1013"/>
         </w:tabs>
+        <w:jc w:val="both"/>
         <w:rPr>
           <w:b/>
           <w:bCs/>
@@ -29230,6 +29362,7 @@
         <w:tabs>
           <w:tab w:val="left" w:pos="1013"/>
         </w:tabs>
+        <w:jc w:val="both"/>
         <w:rPr>
           <w:b/>
           <w:bCs/>
@@ -29298,6 +29431,7 @@
         <w:tabs>
           <w:tab w:val="left" w:pos="1013"/>
         </w:tabs>
+        <w:jc w:val="both"/>
         <w:rPr>
           <w:b/>
           <w:bCs/>
@@ -29346,6 +29480,7 @@
         <w:tabs>
           <w:tab w:val="left" w:pos="1013"/>
         </w:tabs>
+        <w:jc w:val="both"/>
         <w:rPr>
           <w:b/>
           <w:bCs/>
@@ -29394,6 +29529,7 @@
         <w:tabs>
           <w:tab w:val="left" w:pos="1013"/>
         </w:tabs>
+        <w:jc w:val="both"/>
         <w:rPr>
           <w:b/>
           <w:bCs/>
@@ -29462,6 +29598,7 @@
         <w:tabs>
           <w:tab w:val="left" w:pos="1013"/>
         </w:tabs>
+        <w:jc w:val="both"/>
         <w:rPr>
           <w:b/>
           <w:bCs/>
@@ -29486,6 +29623,7 @@
         <w:tabs>
           <w:tab w:val="left" w:pos="1013"/>
         </w:tabs>
+        <w:jc w:val="both"/>
         <w:rPr>
           <w:b/>
           <w:bCs/>
@@ -29510,6 +29648,7 @@
         <w:tabs>
           <w:tab w:val="left" w:pos="1013"/>
         </w:tabs>
+        <w:jc w:val="both"/>
         <w:rPr>
           <w:b/>
           <w:bCs/>
@@ -29534,23 +29673,23 @@
         <w:tabs>
           <w:tab w:val="left" w:pos="1013"/>
         </w:tabs>
-        <w:rPr>
-          <w:b/>
-          <w:bCs/>
-          <w:color w:val="D86DCB" w:themeColor="accent5" w:themeTint="99"/>
-          <w:sz w:val="36"/>
-          <w:szCs w:val="36"/>
-        </w:rPr>
-      </w:pPr>
-      <w:r>
-        <w:rPr>
-          <w:b/>
-          <w:bCs/>
-          <w:color w:val="D86DCB" w:themeColor="accent5" w:themeTint="99"/>
-          <w:sz w:val="36"/>
-          <w:szCs w:val="36"/>
-        </w:rPr>
-        <w:lastRenderedPageBreak/>
+        <w:jc w:val="both"/>
+        <w:rPr>
+          <w:b/>
+          <w:bCs/>
+          <w:color w:val="D86DCB" w:themeColor="accent5" w:themeTint="99"/>
+          <w:sz w:val="36"/>
+          <w:szCs w:val="36"/>
+        </w:rPr>
+      </w:pPr>
+      <w:r>
+        <w:rPr>
+          <w:b/>
+          <w:bCs/>
+          <w:color w:val="D86DCB" w:themeColor="accent5" w:themeTint="99"/>
+          <w:sz w:val="36"/>
+          <w:szCs w:val="36"/>
+        </w:rPr>
         <w:t xml:space="preserve">  }</w:t>
       </w:r>
     </w:p>
@@ -29559,22 +29698,24 @@
         <w:tabs>
           <w:tab w:val="left" w:pos="1013"/>
         </w:tabs>
-        <w:rPr>
-          <w:b/>
-          <w:bCs/>
-          <w:color w:val="D86DCB" w:themeColor="accent5" w:themeTint="99"/>
-          <w:sz w:val="36"/>
-          <w:szCs w:val="36"/>
-        </w:rPr>
-      </w:pPr>
-      <w:r>
-        <w:rPr>
-          <w:b/>
-          <w:bCs/>
-          <w:color w:val="D86DCB" w:themeColor="accent5" w:themeTint="99"/>
-          <w:sz w:val="36"/>
-          <w:szCs w:val="36"/>
-        </w:rPr>
+        <w:jc w:val="both"/>
+        <w:rPr>
+          <w:b/>
+          <w:bCs/>
+          <w:color w:val="D86DCB" w:themeColor="accent5" w:themeTint="99"/>
+          <w:sz w:val="36"/>
+          <w:szCs w:val="36"/>
+        </w:rPr>
+      </w:pPr>
+      <w:r>
+        <w:rPr>
+          <w:b/>
+          <w:bCs/>
+          <w:color w:val="D86DCB" w:themeColor="accent5" w:themeTint="99"/>
+          <w:sz w:val="36"/>
+          <w:szCs w:val="36"/>
+        </w:rPr>
+        <w:lastRenderedPageBreak/>
         <w:t>}</w:t>
       </w:r>
     </w:p>
@@ -29583,6 +29724,7 @@
         <w:tabs>
           <w:tab w:val="left" w:pos="1013"/>
         </w:tabs>
+        <w:jc w:val="both"/>
         <w:rPr>
           <w:b/>
           <w:bCs/>
@@ -29637,6 +29779,7 @@
         <w:tabs>
           <w:tab w:val="left" w:pos="1013"/>
         </w:tabs>
+        <w:jc w:val="both"/>
         <w:rPr>
           <w:b/>
           <w:bCs/>
@@ -29683,6 +29826,7 @@
         <w:tabs>
           <w:tab w:val="left" w:pos="1013"/>
         </w:tabs>
+        <w:jc w:val="both"/>
         <w:rPr>
           <w:b/>
           <w:bCs/>
@@ -29753,6 +29897,7 @@
         <w:tabs>
           <w:tab w:val="left" w:pos="1013"/>
         </w:tabs>
+        <w:jc w:val="both"/>
         <w:rPr>
           <w:b/>
           <w:bCs/>
@@ -29777,6 +29922,7 @@
         <w:tabs>
           <w:tab w:val="left" w:pos="1013"/>
         </w:tabs>
+        <w:jc w:val="both"/>
         <w:rPr>
           <w:b/>
           <w:bCs/>
@@ -29845,6 +29991,7 @@
         <w:tabs>
           <w:tab w:val="left" w:pos="1013"/>
         </w:tabs>
+        <w:jc w:val="both"/>
         <w:rPr>
           <w:b/>
           <w:bCs/>
@@ -29937,6 +30084,7 @@
         <w:tabs>
           <w:tab w:val="left" w:pos="1013"/>
         </w:tabs>
+        <w:jc w:val="both"/>
         <w:rPr>
           <w:b/>
           <w:bCs/>
@@ -30017,6 +30165,7 @@
         <w:tabs>
           <w:tab w:val="left" w:pos="1013"/>
         </w:tabs>
+        <w:jc w:val="both"/>
         <w:rPr>
           <w:b/>
           <w:bCs/>
@@ -30041,6 +30190,7 @@
         <w:tabs>
           <w:tab w:val="left" w:pos="1013"/>
         </w:tabs>
+        <w:jc w:val="both"/>
         <w:rPr>
           <w:b/>
           <w:bCs/>
@@ -30065,6 +30215,7 @@
         <w:tabs>
           <w:tab w:val="left" w:pos="1013"/>
         </w:tabs>
+        <w:jc w:val="both"/>
         <w:rPr>
           <w:b/>
           <w:bCs/>
@@ -30111,6 +30262,7 @@
         <w:tabs>
           <w:tab w:val="left" w:pos="1013"/>
         </w:tabs>
+        <w:jc w:val="both"/>
         <w:rPr>
           <w:b/>
           <w:bCs/>
@@ -30135,6 +30287,7 @@
         <w:tabs>
           <w:tab w:val="left" w:pos="1013"/>
         </w:tabs>
+        <w:jc w:val="both"/>
         <w:rPr>
           <w:b/>
           <w:bCs/>
@@ -30159,6 +30312,7 @@
         <w:tabs>
           <w:tab w:val="left" w:pos="1013"/>
         </w:tabs>
+        <w:jc w:val="both"/>
         <w:rPr>
           <w:b/>
           <w:bCs/>
@@ -30183,6 +30337,7 @@
         <w:tabs>
           <w:tab w:val="left" w:pos="1013"/>
         </w:tabs>
+        <w:jc w:val="both"/>
         <w:rPr>
           <w:b/>
           <w:bCs/>
@@ -30229,6 +30384,7 @@
         <w:tabs>
           <w:tab w:val="left" w:pos="1013"/>
         </w:tabs>
+        <w:jc w:val="both"/>
         <w:rPr>
           <w:b/>
           <w:bCs/>
@@ -30287,6 +30443,7 @@
         <w:tabs>
           <w:tab w:val="left" w:pos="1013"/>
         </w:tabs>
+        <w:jc w:val="both"/>
         <w:rPr>
           <w:b/>
           <w:bCs/>
@@ -30311,23 +30468,23 @@
         <w:tabs>
           <w:tab w:val="left" w:pos="1013"/>
         </w:tabs>
-        <w:rPr>
-          <w:b/>
-          <w:bCs/>
-          <w:color w:val="D86DCB" w:themeColor="accent5" w:themeTint="99"/>
-          <w:sz w:val="36"/>
-          <w:szCs w:val="36"/>
-        </w:rPr>
-      </w:pPr>
-      <w:r>
-        <w:rPr>
-          <w:b/>
-          <w:bCs/>
-          <w:color w:val="D86DCB" w:themeColor="accent5" w:themeTint="99"/>
-          <w:sz w:val="36"/>
-          <w:szCs w:val="36"/>
-        </w:rPr>
-        <w:lastRenderedPageBreak/>
+        <w:jc w:val="both"/>
+        <w:rPr>
+          <w:b/>
+          <w:bCs/>
+          <w:color w:val="D86DCB" w:themeColor="accent5" w:themeTint="99"/>
+          <w:sz w:val="36"/>
+          <w:szCs w:val="36"/>
+        </w:rPr>
+      </w:pPr>
+      <w:r>
+        <w:rPr>
+          <w:b/>
+          <w:bCs/>
+          <w:color w:val="D86DCB" w:themeColor="accent5" w:themeTint="99"/>
+          <w:sz w:val="36"/>
+          <w:szCs w:val="36"/>
+        </w:rPr>
         <w:t xml:space="preserve">    "</w:t>
       </w:r>
       <w:proofErr w:type="spellStart"/>
@@ -30358,22 +30515,24 @@
         <w:tabs>
           <w:tab w:val="left" w:pos="1013"/>
         </w:tabs>
-        <w:rPr>
-          <w:b/>
-          <w:bCs/>
-          <w:color w:val="D86DCB" w:themeColor="accent5" w:themeTint="99"/>
-          <w:sz w:val="36"/>
-          <w:szCs w:val="36"/>
-        </w:rPr>
-      </w:pPr>
-      <w:r>
-        <w:rPr>
-          <w:b/>
-          <w:bCs/>
-          <w:color w:val="D86DCB" w:themeColor="accent5" w:themeTint="99"/>
-          <w:sz w:val="36"/>
-          <w:szCs w:val="36"/>
-        </w:rPr>
+        <w:jc w:val="both"/>
+        <w:rPr>
+          <w:b/>
+          <w:bCs/>
+          <w:color w:val="D86DCB" w:themeColor="accent5" w:themeTint="99"/>
+          <w:sz w:val="36"/>
+          <w:szCs w:val="36"/>
+        </w:rPr>
+      </w:pPr>
+      <w:r>
+        <w:rPr>
+          <w:b/>
+          <w:bCs/>
+          <w:color w:val="D86DCB" w:themeColor="accent5" w:themeTint="99"/>
+          <w:sz w:val="36"/>
+          <w:szCs w:val="36"/>
+        </w:rPr>
+        <w:lastRenderedPageBreak/>
         <w:t xml:space="preserve">  }),</w:t>
       </w:r>
     </w:p>
@@ -30382,6 +30541,7 @@
         <w:tabs>
           <w:tab w:val="left" w:pos="1013"/>
         </w:tabs>
+        <w:jc w:val="both"/>
         <w:rPr>
           <w:b/>
           <w:bCs/>
@@ -30406,6 +30566,7 @@
         <w:tabs>
           <w:tab w:val="left" w:pos="1013"/>
         </w:tabs>
+        <w:jc w:val="both"/>
         <w:rPr>
           <w:b/>
           <w:bCs/>
@@ -30430,6 +30591,7 @@
         <w:tabs>
           <w:tab w:val="left" w:pos="1013"/>
         </w:tabs>
+        <w:jc w:val="both"/>
         <w:rPr>
           <w:b/>
           <w:bCs/>
@@ -30520,6 +30682,7 @@
         <w:tabs>
           <w:tab w:val="left" w:pos="1013"/>
         </w:tabs>
+        <w:jc w:val="both"/>
         <w:rPr>
           <w:b/>
           <w:bCs/>
@@ -30600,6 +30763,7 @@
         <w:tabs>
           <w:tab w:val="left" w:pos="1013"/>
         </w:tabs>
+        <w:jc w:val="both"/>
         <w:rPr>
           <w:b/>
           <w:bCs/>
@@ -30638,6 +30802,7 @@
         <w:tabs>
           <w:tab w:val="left" w:pos="1013"/>
         </w:tabs>
+        <w:jc w:val="both"/>
         <w:rPr>
           <w:b/>
           <w:bCs/>
@@ -30706,6 +30871,7 @@
         <w:tabs>
           <w:tab w:val="left" w:pos="1013"/>
         </w:tabs>
+        <w:jc w:val="both"/>
         <w:rPr>
           <w:b/>
           <w:bCs/>
@@ -30730,6 +30896,7 @@
         <w:tabs>
           <w:tab w:val="left" w:pos="1013"/>
         </w:tabs>
+        <w:jc w:val="both"/>
         <w:rPr>
           <w:sz w:val="36"/>
           <w:szCs w:val="36"/>
@@ -30761,14 +30928,7 @@
           <w:sz w:val="36"/>
           <w:szCs w:val="36"/>
         </w:rPr>
-        <w:t>navigation</w:t>
-      </w:r>
-      <w:r>
-        <w:rPr>
-          <w:sz w:val="36"/>
-          <w:szCs w:val="36"/>
-        </w:rPr>
-        <w:t xml:space="preserve"> after </w:t>
+        <w:t xml:space="preserve">navigation after </w:t>
       </w:r>
       <w:r>
         <w:rPr>
@@ -30790,6 +30950,7 @@
         <w:tabs>
           <w:tab w:val="left" w:pos="1013"/>
         </w:tabs>
+        <w:jc w:val="both"/>
         <w:rPr>
           <w:b/>
           <w:bCs/>
@@ -30814,6 +30975,7 @@
         <w:tabs>
           <w:tab w:val="left" w:pos="1013"/>
         </w:tabs>
+        <w:jc w:val="both"/>
         <w:rPr>
           <w:b/>
           <w:bCs/>
@@ -30860,6 +31022,7 @@
         <w:tabs>
           <w:tab w:val="left" w:pos="1013"/>
         </w:tabs>
+        <w:jc w:val="both"/>
         <w:rPr>
           <w:b/>
           <w:bCs/>
@@ -30896,6 +31059,7 @@
         <w:tabs>
           <w:tab w:val="left" w:pos="1013"/>
         </w:tabs>
+        <w:jc w:val="both"/>
         <w:rPr>
           <w:b/>
           <w:bCs/>
@@ -30954,6 +31118,7 @@
         <w:tabs>
           <w:tab w:val="left" w:pos="1013"/>
         </w:tabs>
+        <w:jc w:val="both"/>
         <w:rPr>
           <w:b/>
           <w:bCs/>
@@ -31000,6 +31165,7 @@
         <w:tabs>
           <w:tab w:val="left" w:pos="1013"/>
         </w:tabs>
+        <w:jc w:val="both"/>
         <w:rPr>
           <w:b/>
           <w:bCs/>
@@ -31058,6 +31224,7 @@
         <w:tabs>
           <w:tab w:val="left" w:pos="1013"/>
         </w:tabs>
+        <w:jc w:val="both"/>
         <w:rPr>
           <w:b/>
           <w:bCs/>
@@ -31148,6 +31315,7 @@
         <w:tabs>
           <w:tab w:val="left" w:pos="1013"/>
         </w:tabs>
+        <w:jc w:val="both"/>
         <w:rPr>
           <w:b/>
           <w:bCs/>
@@ -31172,6 +31340,7 @@
         <w:tabs>
           <w:tab w:val="left" w:pos="1013"/>
         </w:tabs>
+        <w:jc w:val="both"/>
         <w:rPr>
           <w:b/>
           <w:bCs/>
@@ -31196,23 +31365,23 @@
         <w:tabs>
           <w:tab w:val="left" w:pos="1013"/>
         </w:tabs>
-        <w:rPr>
-          <w:b/>
-          <w:bCs/>
-          <w:color w:val="D86DCB" w:themeColor="accent5" w:themeTint="99"/>
-          <w:sz w:val="36"/>
-          <w:szCs w:val="36"/>
-        </w:rPr>
-      </w:pPr>
-      <w:r>
-        <w:rPr>
-          <w:b/>
-          <w:bCs/>
-          <w:color w:val="D86DCB" w:themeColor="accent5" w:themeTint="99"/>
-          <w:sz w:val="36"/>
-          <w:szCs w:val="36"/>
-        </w:rPr>
-        <w:lastRenderedPageBreak/>
+        <w:jc w:val="both"/>
+        <w:rPr>
+          <w:b/>
+          <w:bCs/>
+          <w:color w:val="D86DCB" w:themeColor="accent5" w:themeTint="99"/>
+          <w:sz w:val="36"/>
+          <w:szCs w:val="36"/>
+        </w:rPr>
+      </w:pPr>
+      <w:r>
+        <w:rPr>
+          <w:b/>
+          <w:bCs/>
+          <w:color w:val="D86DCB" w:themeColor="accent5" w:themeTint="99"/>
+          <w:sz w:val="36"/>
+          <w:szCs w:val="36"/>
+        </w:rPr>
         <w:t xml:space="preserve">  </w:t>
       </w:r>
       <w:proofErr w:type="spellStart"/>
@@ -31321,22 +31490,24 @@
         <w:tabs>
           <w:tab w:val="left" w:pos="1013"/>
         </w:tabs>
-        <w:rPr>
-          <w:b/>
-          <w:bCs/>
-          <w:color w:val="D86DCB" w:themeColor="accent5" w:themeTint="99"/>
-          <w:sz w:val="36"/>
-          <w:szCs w:val="36"/>
-        </w:rPr>
-      </w:pPr>
-      <w:r>
-        <w:rPr>
-          <w:b/>
-          <w:bCs/>
-          <w:color w:val="D86DCB" w:themeColor="accent5" w:themeTint="99"/>
-          <w:sz w:val="36"/>
-          <w:szCs w:val="36"/>
-        </w:rPr>
+        <w:jc w:val="both"/>
+        <w:rPr>
+          <w:b/>
+          <w:bCs/>
+          <w:color w:val="D86DCB" w:themeColor="accent5" w:themeTint="99"/>
+          <w:sz w:val="36"/>
+          <w:szCs w:val="36"/>
+        </w:rPr>
+      </w:pPr>
+      <w:r>
+        <w:rPr>
+          <w:b/>
+          <w:bCs/>
+          <w:color w:val="D86DCB" w:themeColor="accent5" w:themeTint="99"/>
+          <w:sz w:val="36"/>
+          <w:szCs w:val="36"/>
+        </w:rPr>
+        <w:lastRenderedPageBreak/>
         <w:t>}</w:t>
       </w:r>
     </w:p>
@@ -31345,6 +31516,7 @@
         <w:tabs>
           <w:tab w:val="left" w:pos="1013"/>
         </w:tabs>
+        <w:jc w:val="both"/>
         <w:rPr>
           <w:sz w:val="36"/>
           <w:szCs w:val="36"/>
@@ -31428,6 +31600,7 @@
         <w:tabs>
           <w:tab w:val="left" w:pos="1013"/>
         </w:tabs>
+        <w:jc w:val="both"/>
         <w:rPr>
           <w:b/>
           <w:bCs/>
@@ -31496,6 +31669,7 @@
         <w:tabs>
           <w:tab w:val="left" w:pos="1013"/>
         </w:tabs>
+        <w:jc w:val="both"/>
         <w:rPr>
           <w:b/>
           <w:bCs/>
@@ -31586,6 +31760,7 @@
         <w:tabs>
           <w:tab w:val="left" w:pos="1013"/>
         </w:tabs>
+        <w:jc w:val="both"/>
         <w:rPr>
           <w:b/>
           <w:bCs/>
@@ -31666,6 +31841,7 @@
         <w:tabs>
           <w:tab w:val="left" w:pos="1013"/>
         </w:tabs>
+        <w:jc w:val="both"/>
         <w:rPr>
           <w:b/>
           <w:bCs/>
@@ -31712,6 +31888,7 @@
         <w:tabs>
           <w:tab w:val="left" w:pos="1013"/>
         </w:tabs>
+        <w:jc w:val="both"/>
         <w:rPr>
           <w:b/>
           <w:bCs/>
@@ -31814,6 +31991,7 @@
         <w:tabs>
           <w:tab w:val="left" w:pos="1013"/>
         </w:tabs>
+        <w:jc w:val="both"/>
         <w:rPr>
           <w:b/>
           <w:bCs/>
@@ -31838,6 +32016,7 @@
         <w:tabs>
           <w:tab w:val="left" w:pos="1013"/>
         </w:tabs>
+        <w:jc w:val="both"/>
         <w:rPr>
           <w:b/>
           <w:bCs/>
@@ -31896,6 +32075,7 @@
         <w:tabs>
           <w:tab w:val="left" w:pos="1013"/>
         </w:tabs>
+        <w:jc w:val="both"/>
         <w:rPr>
           <w:b/>
           <w:bCs/>
@@ -31944,6 +32124,7 @@
         <w:tabs>
           <w:tab w:val="left" w:pos="1013"/>
         </w:tabs>
+        <w:jc w:val="both"/>
         <w:rPr>
           <w:b/>
           <w:bCs/>
@@ -32012,6 +32193,7 @@
         <w:tabs>
           <w:tab w:val="left" w:pos="1013"/>
         </w:tabs>
+        <w:jc w:val="both"/>
         <w:rPr>
           <w:b/>
           <w:bCs/>
@@ -32104,6 +32286,7 @@
         <w:tabs>
           <w:tab w:val="left" w:pos="1013"/>
         </w:tabs>
+        <w:jc w:val="both"/>
         <w:rPr>
           <w:b/>
           <w:bCs/>
@@ -32128,6 +32311,7 @@
         <w:tabs>
           <w:tab w:val="left" w:pos="1013"/>
         </w:tabs>
+        <w:jc w:val="both"/>
         <w:rPr>
           <w:b/>
           <w:bCs/>
@@ -32152,6 +32336,7 @@
         <w:tabs>
           <w:tab w:val="left" w:pos="1013"/>
         </w:tabs>
+        <w:jc w:val="both"/>
         <w:rPr>
           <w:b/>
           <w:bCs/>
@@ -32176,6 +32361,7 @@
         <w:tabs>
           <w:tab w:val="left" w:pos="1013"/>
         </w:tabs>
+        <w:jc w:val="both"/>
         <w:rPr>
           <w:sz w:val="36"/>
           <w:szCs w:val="36"/>
@@ -32273,31 +32459,14 @@
           <w:sz w:val="36"/>
           <w:szCs w:val="36"/>
         </w:rPr>
-        <w:t>((_) {</w:t>
-      </w:r>
-      <w:r>
-        <w:rPr>
-          <w:b/>
-          <w:bCs/>
-          <w:sz w:val="36"/>
-          <w:szCs w:val="36"/>
-        </w:rPr>
-        <w:t>})</w:t>
-      </w:r>
-      <w:r>
-        <w:rPr>
-          <w:sz w:val="36"/>
-          <w:szCs w:val="36"/>
-        </w:rPr>
-        <w:t xml:space="preserve"> ensures that widget is bonded and first frame or UI is </w:t>
-      </w:r>
-      <w:r>
-        <w:rPr>
-          <w:sz w:val="36"/>
-          <w:szCs w:val="36"/>
-        </w:rPr>
-        <w:lastRenderedPageBreak/>
-        <w:t>drawn. Prevents Navigating and crashing before UI is ready.</w:t>
+        <w:t>((_) {})</w:t>
+      </w:r>
+      <w:r>
+        <w:rPr>
+          <w:sz w:val="36"/>
+          <w:szCs w:val="36"/>
+        </w:rPr>
+        <w:t xml:space="preserve"> ensures that widget is bonded and first frame or UI is drawn. Prevents Navigating and crashing before UI is ready.</w:t>
       </w:r>
     </w:p>
     <w:p>
@@ -32305,6 +32474,7 @@
         <w:tabs>
           <w:tab w:val="left" w:pos="1013"/>
         </w:tabs>
+        <w:jc w:val="both"/>
         <w:rPr>
           <w:b/>
           <w:bCs/>
@@ -32373,22 +32543,24 @@
         <w:tabs>
           <w:tab w:val="left" w:pos="1013"/>
         </w:tabs>
-        <w:rPr>
-          <w:b/>
-          <w:bCs/>
-          <w:color w:val="D86DCB" w:themeColor="accent5" w:themeTint="99"/>
-          <w:sz w:val="36"/>
-          <w:szCs w:val="36"/>
-        </w:rPr>
-      </w:pPr>
-      <w:r>
-        <w:rPr>
-          <w:b/>
-          <w:bCs/>
-          <w:color w:val="D86DCB" w:themeColor="accent5" w:themeTint="99"/>
-          <w:sz w:val="36"/>
-          <w:szCs w:val="36"/>
-        </w:rPr>
+        <w:jc w:val="both"/>
+        <w:rPr>
+          <w:b/>
+          <w:bCs/>
+          <w:color w:val="D86DCB" w:themeColor="accent5" w:themeTint="99"/>
+          <w:sz w:val="36"/>
+          <w:szCs w:val="36"/>
+        </w:rPr>
+      </w:pPr>
+      <w:r>
+        <w:rPr>
+          <w:b/>
+          <w:bCs/>
+          <w:color w:val="D86DCB" w:themeColor="accent5" w:themeTint="99"/>
+          <w:sz w:val="36"/>
+          <w:szCs w:val="36"/>
+        </w:rPr>
+        <w:lastRenderedPageBreak/>
         <w:t xml:space="preserve">  final String? </w:t>
       </w:r>
       <w:proofErr w:type="spellStart"/>
@@ -32419,6 +32591,7 @@
         <w:tabs>
           <w:tab w:val="left" w:pos="1013"/>
         </w:tabs>
+        <w:jc w:val="both"/>
         <w:rPr>
           <w:b/>
           <w:bCs/>
@@ -32521,6 +32694,7 @@
         <w:tabs>
           <w:tab w:val="left" w:pos="1013"/>
         </w:tabs>
+        <w:jc w:val="both"/>
         <w:rPr>
           <w:b/>
           <w:bCs/>
@@ -32545,6 +32719,7 @@
         <w:tabs>
           <w:tab w:val="left" w:pos="1013"/>
         </w:tabs>
+        <w:jc w:val="both"/>
         <w:rPr>
           <w:b/>
           <w:bCs/>
@@ -32647,6 +32822,7 @@
         <w:tabs>
           <w:tab w:val="left" w:pos="1013"/>
         </w:tabs>
+        <w:jc w:val="both"/>
         <w:rPr>
           <w:b/>
           <w:bCs/>
@@ -32671,6 +32847,7 @@
         <w:tabs>
           <w:tab w:val="left" w:pos="1013"/>
         </w:tabs>
+        <w:jc w:val="both"/>
         <w:rPr>
           <w:b/>
           <w:bCs/>
@@ -32739,6 +32916,7 @@
         <w:tabs>
           <w:tab w:val="left" w:pos="1013"/>
         </w:tabs>
+        <w:jc w:val="both"/>
         <w:rPr>
           <w:b/>
           <w:bCs/>
@@ -32763,6 +32941,7 @@
         <w:tabs>
           <w:tab w:val="left" w:pos="1013"/>
         </w:tabs>
+        <w:jc w:val="both"/>
         <w:rPr>
           <w:b/>
           <w:bCs/>
@@ -32821,6 +33000,7 @@
         <w:tabs>
           <w:tab w:val="left" w:pos="1013"/>
         </w:tabs>
+        <w:jc w:val="both"/>
         <w:rPr>
           <w:b/>
           <w:bCs/>
@@ -32869,6 +33049,7 @@
         <w:tabs>
           <w:tab w:val="left" w:pos="1013"/>
         </w:tabs>
+        <w:jc w:val="both"/>
         <w:rPr>
           <w:b/>
           <w:bCs/>
@@ -32917,6 +33098,7 @@
         <w:tabs>
           <w:tab w:val="left" w:pos="1013"/>
         </w:tabs>
+        <w:jc w:val="both"/>
         <w:rPr>
           <w:b/>
           <w:bCs/>
@@ -32987,6 +33169,7 @@
         <w:tabs>
           <w:tab w:val="left" w:pos="1013"/>
         </w:tabs>
+        <w:jc w:val="both"/>
         <w:rPr>
           <w:b/>
           <w:bCs/>
@@ -33035,6 +33218,7 @@
         <w:tabs>
           <w:tab w:val="left" w:pos="1013"/>
         </w:tabs>
+        <w:jc w:val="both"/>
         <w:rPr>
           <w:b/>
           <w:bCs/>
@@ -33059,6 +33243,7 @@
         <w:tabs>
           <w:tab w:val="left" w:pos="1013"/>
         </w:tabs>
+        <w:jc w:val="both"/>
         <w:rPr>
           <w:b/>
           <w:bCs/>
@@ -33127,6 +33312,7 @@
         <w:tabs>
           <w:tab w:val="left" w:pos="1013"/>
         </w:tabs>
+        <w:jc w:val="both"/>
         <w:rPr>
           <w:b/>
           <w:bCs/>
@@ -33175,6 +33361,7 @@
         <w:tabs>
           <w:tab w:val="left" w:pos="1013"/>
         </w:tabs>
+        <w:jc w:val="both"/>
         <w:rPr>
           <w:b/>
           <w:bCs/>
@@ -33223,6 +33410,7 @@
         <w:tabs>
           <w:tab w:val="left" w:pos="1013"/>
         </w:tabs>
+        <w:jc w:val="both"/>
         <w:rPr>
           <w:b/>
           <w:bCs/>
@@ -33291,23 +33479,23 @@
         <w:tabs>
           <w:tab w:val="left" w:pos="1013"/>
         </w:tabs>
-        <w:rPr>
-          <w:b/>
-          <w:bCs/>
-          <w:color w:val="D86DCB" w:themeColor="accent5" w:themeTint="99"/>
-          <w:sz w:val="36"/>
-          <w:szCs w:val="36"/>
-        </w:rPr>
-      </w:pPr>
-      <w:r>
-        <w:rPr>
-          <w:b/>
-          <w:bCs/>
-          <w:color w:val="D86DCB" w:themeColor="accent5" w:themeTint="99"/>
-          <w:sz w:val="36"/>
-          <w:szCs w:val="36"/>
-        </w:rPr>
-        <w:lastRenderedPageBreak/>
+        <w:jc w:val="both"/>
+        <w:rPr>
+          <w:b/>
+          <w:bCs/>
+          <w:color w:val="D86DCB" w:themeColor="accent5" w:themeTint="99"/>
+          <w:sz w:val="36"/>
+          <w:szCs w:val="36"/>
+        </w:rPr>
+      </w:pPr>
+      <w:r>
+        <w:rPr>
+          <w:b/>
+          <w:bCs/>
+          <w:color w:val="D86DCB" w:themeColor="accent5" w:themeTint="99"/>
+          <w:sz w:val="36"/>
+          <w:szCs w:val="36"/>
+        </w:rPr>
         <w:t xml:space="preserve">   </w:t>
       </w:r>
       <w:r>
@@ -33326,6 +33514,7 @@
         <w:tabs>
           <w:tab w:val="left" w:pos="1013"/>
         </w:tabs>
+        <w:jc w:val="both"/>
         <w:rPr>
           <w:b/>
           <w:bCs/>
@@ -33350,6 +33539,7 @@
         <w:tabs>
           <w:tab w:val="left" w:pos="1013"/>
         </w:tabs>
+        <w:jc w:val="both"/>
         <w:rPr>
           <w:b/>
           <w:bCs/>
@@ -33374,22 +33564,24 @@
         <w:tabs>
           <w:tab w:val="left" w:pos="1013"/>
         </w:tabs>
-        <w:rPr>
-          <w:b/>
-          <w:bCs/>
-          <w:color w:val="D86DCB" w:themeColor="accent5" w:themeTint="99"/>
-          <w:sz w:val="36"/>
-          <w:szCs w:val="36"/>
-        </w:rPr>
-      </w:pPr>
-      <w:r>
-        <w:rPr>
-          <w:b/>
-          <w:bCs/>
-          <w:color w:val="D86DCB" w:themeColor="accent5" w:themeTint="99"/>
-          <w:sz w:val="36"/>
-          <w:szCs w:val="36"/>
-        </w:rPr>
+        <w:jc w:val="both"/>
+        <w:rPr>
+          <w:b/>
+          <w:bCs/>
+          <w:color w:val="D86DCB" w:themeColor="accent5" w:themeTint="99"/>
+          <w:sz w:val="36"/>
+          <w:szCs w:val="36"/>
+        </w:rPr>
+      </w:pPr>
+      <w:r>
+        <w:rPr>
+          <w:b/>
+          <w:bCs/>
+          <w:color w:val="D86DCB" w:themeColor="accent5" w:themeTint="99"/>
+          <w:sz w:val="36"/>
+          <w:szCs w:val="36"/>
+        </w:rPr>
+        <w:lastRenderedPageBreak/>
         <w:t xml:space="preserve">  Widget </w:t>
       </w:r>
       <w:proofErr w:type="gramStart"/>
@@ -33432,6 +33624,7 @@
         <w:tabs>
           <w:tab w:val="left" w:pos="1013"/>
         </w:tabs>
+        <w:jc w:val="both"/>
         <w:rPr>
           <w:b/>
           <w:bCs/>
@@ -33490,6 +33683,7 @@
         <w:tabs>
           <w:tab w:val="left" w:pos="1013"/>
         </w:tabs>
+        <w:jc w:val="both"/>
         <w:rPr>
           <w:b/>
           <w:bCs/>
@@ -33514,6 +33708,7 @@
         <w:tabs>
           <w:tab w:val="left" w:pos="1013"/>
         </w:tabs>
+        <w:jc w:val="both"/>
         <w:rPr>
           <w:b/>
           <w:bCs/>
@@ -33538,6 +33733,7 @@
         <w:tabs>
           <w:tab w:val="left" w:pos="1013"/>
         </w:tabs>
+        <w:jc w:val="both"/>
         <w:rPr>
           <w:b/>
           <w:bCs/>
@@ -33557,14 +33753,7 @@
           <w:sz w:val="36"/>
           <w:szCs w:val="36"/>
         </w:rPr>
-        <w:t xml:space="preserve"> </w:t>
-      </w:r>
-      <w:r>
-        <w:rPr>
-          <w:sz w:val="36"/>
-          <w:szCs w:val="36"/>
-        </w:rPr>
-        <w:t>Mental Mode</w:t>
+        <w:t xml:space="preserve"> Mental Mode</w:t>
       </w:r>
       <w:r>
         <w:rPr>
@@ -33579,6 +33768,7 @@
         <w:tabs>
           <w:tab w:val="left" w:pos="1013"/>
         </w:tabs>
+        <w:jc w:val="both"/>
         <w:rPr>
           <w:b/>
           <w:bCs/>
@@ -33612,6 +33802,7 @@
         <w:tabs>
           <w:tab w:val="left" w:pos="1013"/>
         </w:tabs>
+        <w:jc w:val="both"/>
         <w:rPr>
           <w:b/>
           <w:bCs/>
@@ -33663,6 +33854,7 @@
         <w:tabs>
           <w:tab w:val="left" w:pos="1013"/>
         </w:tabs>
+        <w:jc w:val="both"/>
         <w:rPr>
           <w:b/>
           <w:bCs/>
@@ -33714,6 +33906,7 @@
         <w:tabs>
           <w:tab w:val="left" w:pos="1013"/>
         </w:tabs>
+        <w:jc w:val="both"/>
         <w:rPr>
           <w:b/>
           <w:bCs/>
@@ -33736,6 +33929,7 @@
         <w:tabs>
           <w:tab w:val="left" w:pos="1013"/>
         </w:tabs>
+        <w:jc w:val="both"/>
         <w:rPr>
           <w:b/>
           <w:bCs/>
@@ -33760,6 +33954,7 @@
         <w:tabs>
           <w:tab w:val="left" w:pos="1013"/>
         </w:tabs>
+        <w:jc w:val="both"/>
         <w:rPr>
           <w:b/>
           <w:bCs/>
@@ -33782,6 +33977,7 @@
         <w:tabs>
           <w:tab w:val="left" w:pos="1013"/>
         </w:tabs>
+        <w:jc w:val="both"/>
         <w:rPr>
           <w:b/>
           <w:bCs/>
@@ -33822,6 +34018,7 @@
         <w:tabs>
           <w:tab w:val="left" w:pos="1013"/>
         </w:tabs>
+        <w:jc w:val="both"/>
         <w:rPr>
           <w:b/>
           <w:bCs/>
@@ -33844,6 +34041,7 @@
         <w:tabs>
           <w:tab w:val="left" w:pos="1013"/>
         </w:tabs>
+        <w:jc w:val="both"/>
         <w:rPr>
           <w:b/>
           <w:bCs/>
@@ -33866,6 +34064,7 @@
         <w:tabs>
           <w:tab w:val="left" w:pos="1013"/>
         </w:tabs>
+        <w:jc w:val="both"/>
         <w:rPr>
           <w:b/>
           <w:bCs/>
@@ -33888,6 +34087,7 @@
         <w:tabs>
           <w:tab w:val="left" w:pos="1013"/>
         </w:tabs>
+        <w:jc w:val="both"/>
         <w:rPr>
           <w:b/>
           <w:bCs/>
@@ -33910,6 +34110,7 @@
         <w:tabs>
           <w:tab w:val="left" w:pos="1013"/>
         </w:tabs>
+        <w:jc w:val="both"/>
         <w:rPr>
           <w:sz w:val="36"/>
           <w:szCs w:val="36"/>
@@ -33969,30 +34170,30 @@
           <w:sz w:val="36"/>
           <w:szCs w:val="36"/>
         </w:rPr>
+        <w:t>First: What Problem Is This Solving</w:t>
+      </w:r>
+      <w:r>
+        <w:rPr>
+          <w:sz w:val="36"/>
+          <w:szCs w:val="36"/>
+        </w:rPr>
+        <w:t>:</w:t>
+      </w:r>
+    </w:p>
+    <w:p>
+      <w:pPr>
+        <w:jc w:val="both"/>
+        <w:rPr>
+          <w:sz w:val="36"/>
+          <w:szCs w:val="36"/>
+        </w:rPr>
+      </w:pPr>
+      <w:r>
+        <w:rPr>
+          <w:sz w:val="36"/>
+          <w:szCs w:val="36"/>
+        </w:rPr>
         <w:lastRenderedPageBreak/>
-        <w:t>First: What Problem Is This Solving</w:t>
-      </w:r>
-      <w:r>
-        <w:rPr>
-          <w:sz w:val="36"/>
-          <w:szCs w:val="36"/>
-        </w:rPr>
-        <w:t>:</w:t>
-      </w:r>
-    </w:p>
-    <w:p>
-      <w:pPr>
-        <w:jc w:val="both"/>
-        <w:rPr>
-          <w:sz w:val="36"/>
-          <w:szCs w:val="36"/>
-        </w:rPr>
-      </w:pPr>
-      <w:r>
-        <w:rPr>
-          <w:sz w:val="36"/>
-          <w:szCs w:val="36"/>
-        </w:rPr>
         <w:t xml:space="preserve"># </w:t>
       </w:r>
       <w:r>
@@ -34037,7 +34238,7 @@
           <w:sz w:val="36"/>
           <w:szCs w:val="36"/>
         </w:rPr>
-        <w:t>The OS launches a background isolate.</w:t>
+        <w:t>The OS launches a background</w:t>
       </w:r>
       <w:r>
         <w:rPr>
@@ -34045,6 +34246,81 @@
           <w:szCs w:val="36"/>
         </w:rPr>
         <w:t xml:space="preserve"> </w:t>
+      </w:r>
+      <w:r>
+        <w:rPr>
+          <w:b/>
+          <w:bCs/>
+          <w:sz w:val="36"/>
+          <w:szCs w:val="36"/>
+        </w:rPr>
+        <w:t>Flutter engine</w:t>
+      </w:r>
+      <w:r>
+        <w:rPr>
+          <w:sz w:val="36"/>
+          <w:szCs w:val="36"/>
+        </w:rPr>
+        <w:t xml:space="preserve"> and that engine creates a lightweight </w:t>
+      </w:r>
+      <w:r>
+        <w:rPr>
+          <w:b/>
+          <w:bCs/>
+          <w:sz w:val="36"/>
+          <w:szCs w:val="36"/>
+        </w:rPr>
+        <w:t>Dart</w:t>
+      </w:r>
+      <w:r>
+        <w:rPr>
+          <w:b/>
+          <w:bCs/>
+          <w:sz w:val="36"/>
+          <w:szCs w:val="36"/>
+        </w:rPr>
+        <w:t xml:space="preserve"> </w:t>
+      </w:r>
+      <w:r>
+        <w:rPr>
+          <w:b/>
+          <w:bCs/>
+          <w:sz w:val="36"/>
+          <w:szCs w:val="36"/>
+        </w:rPr>
+        <w:t>runtime</w:t>
+      </w:r>
+      <w:r>
+        <w:rPr>
+          <w:sz w:val="36"/>
+          <w:szCs w:val="36"/>
+        </w:rPr>
+        <w:t>/</w:t>
+      </w:r>
+      <w:r>
+        <w:rPr>
+          <w:b/>
+          <w:bCs/>
+          <w:sz w:val="36"/>
+          <w:szCs w:val="36"/>
+        </w:rPr>
+        <w:t>isolate</w:t>
+      </w:r>
+      <w:r>
+        <w:rPr>
+          <w:b/>
+          <w:bCs/>
+          <w:sz w:val="36"/>
+          <w:szCs w:val="36"/>
+        </w:rPr>
+        <w:t xml:space="preserve"> system</w:t>
+      </w:r>
+      <w:r>
+        <w:rPr>
+          <w:sz w:val="36"/>
+          <w:szCs w:val="36"/>
+        </w:rPr>
+        <w:t xml:space="preserve"> to execute precompiled Dart entry-points. </w:t>
       </w:r>
       <w:r>
         <w:rPr>
@@ -34072,7 +34348,23 @@
           <w:sz w:val="36"/>
           <w:szCs w:val="36"/>
         </w:rPr>
-        <w:t>Which Dart function should execute?</w:t>
+        <w:t xml:space="preserve">Which </w:t>
+      </w:r>
+      <w:r>
+        <w:rPr>
+          <w:b/>
+          <w:bCs/>
+          <w:sz w:val="36"/>
+          <w:szCs w:val="36"/>
+        </w:rPr>
+        <w:t>Dart</w:t>
+      </w:r>
+      <w:r>
+        <w:rPr>
+          <w:sz w:val="36"/>
+          <w:szCs w:val="36"/>
+        </w:rPr>
+        <w:t xml:space="preserve"> function should execute?</w:t>
       </w:r>
     </w:p>
     <w:p>
@@ -34093,7 +34385,21 @@
           <w:sz w:val="36"/>
           <w:szCs w:val="36"/>
         </w:rPr>
-        <w:t>That function must be preserved by the compiler.</w:t>
+        <w:t xml:space="preserve">That function must be preserved by the </w:t>
+      </w:r>
+      <w:r>
+        <w:rPr>
+          <w:sz w:val="36"/>
+          <w:szCs w:val="36"/>
+        </w:rPr>
+        <w:t xml:space="preserve">AOT (Ahead of Time) </w:t>
+      </w:r>
+      <w:r>
+        <w:rPr>
+          <w:sz w:val="36"/>
+          <w:szCs w:val="36"/>
+        </w:rPr>
+        <w:t>compiler.</w:t>
       </w:r>
     </w:p>
     <w:p>
@@ -34248,7 +34554,23 @@
           <w:sz w:val="36"/>
           <w:szCs w:val="36"/>
         </w:rPr>
-        <w:t>eep this function alive. Native code will call it even if Dart thinks it's unused.</w:t>
+        <w:t xml:space="preserve">eep this function alive. Native code will call it even if </w:t>
+      </w:r>
+      <w:r>
+        <w:rPr>
+          <w:b/>
+          <w:bCs/>
+          <w:sz w:val="36"/>
+          <w:szCs w:val="36"/>
+        </w:rPr>
+        <w:t>Dart</w:t>
+      </w:r>
+      <w:r>
+        <w:rPr>
+          <w:sz w:val="36"/>
+          <w:szCs w:val="36"/>
+        </w:rPr>
+        <w:t xml:space="preserve"> thinks it's unused.</w:t>
       </w:r>
     </w:p>
     <w:p>
@@ -34381,7 +34703,30 @@
           <w:sz w:val="36"/>
           <w:szCs w:val="36"/>
         </w:rPr>
-        <w:t>It tells the Dart VM:</w:t>
+        <w:t xml:space="preserve">It tells the </w:t>
+      </w:r>
+      <w:r>
+        <w:rPr>
+          <w:b/>
+          <w:bCs/>
+          <w:sz w:val="36"/>
+          <w:szCs w:val="36"/>
+        </w:rPr>
+        <w:t>AOT</w:t>
+      </w:r>
+      <w:r>
+        <w:rPr>
+          <w:sz w:val="36"/>
+          <w:szCs w:val="36"/>
+        </w:rPr>
+        <w:t xml:space="preserve"> (Ahead of Time) compiler</w:t>
+      </w:r>
+      <w:r>
+        <w:rPr>
+          <w:sz w:val="36"/>
+          <w:szCs w:val="36"/>
+        </w:rPr>
+        <w:t>:</w:t>
       </w:r>
       <w:r>
         <w:rPr>
@@ -34420,25 +34765,81 @@
       </w:r>
       <w:r>
         <w:rPr>
-          <w:sz w:val="36"/>
-          <w:szCs w:val="36"/>
-        </w:rPr>
-        <w:t>Flutter uses tree shaking.</w:t>
-      </w:r>
-    </w:p>
-    <w:p>
-      <w:pPr>
-        <w:jc w:val="both"/>
-        <w:rPr>
-          <w:sz w:val="36"/>
-          <w:szCs w:val="36"/>
-        </w:rPr>
-      </w:pPr>
-      <w:r>
-        <w:rPr>
-          <w:sz w:val="36"/>
-          <w:szCs w:val="36"/>
-        </w:rPr>
+          <w:b/>
+          <w:bCs/>
+          <w:sz w:val="36"/>
+          <w:szCs w:val="36"/>
+        </w:rPr>
+        <w:t>Flutter</w:t>
+      </w:r>
+      <w:r>
+        <w:rPr>
+          <w:sz w:val="36"/>
+          <w:szCs w:val="36"/>
+        </w:rPr>
+        <w:t xml:space="preserve"> uses tree shaking</w:t>
+      </w:r>
+      <w:r>
+        <w:rPr>
+          <w:sz w:val="36"/>
+          <w:szCs w:val="36"/>
+        </w:rPr>
+        <w:t xml:space="preserve"> (To convert </w:t>
+      </w:r>
+      <w:r>
+        <w:rPr>
+          <w:b/>
+          <w:bCs/>
+          <w:sz w:val="36"/>
+          <w:szCs w:val="36"/>
+        </w:rPr>
+        <w:t>Dart</w:t>
+      </w:r>
+      <w:r>
+        <w:rPr>
+          <w:sz w:val="36"/>
+          <w:szCs w:val="36"/>
+        </w:rPr>
+        <w:t xml:space="preserve"> code to Native</w:t>
+      </w:r>
+      <w:r>
+        <w:rPr>
+          <w:b/>
+          <w:bCs/>
+          <w:sz w:val="36"/>
+          <w:szCs w:val="36"/>
+        </w:rPr>
+        <w:t xml:space="preserve"> ARM </w:t>
+      </w:r>
+      <w:r>
+        <w:rPr>
+          <w:sz w:val="36"/>
+          <w:szCs w:val="36"/>
+        </w:rPr>
+        <w:t>machine code and reduce app size)</w:t>
+      </w:r>
+      <w:r>
+        <w:rPr>
+          <w:sz w:val="36"/>
+          <w:szCs w:val="36"/>
+        </w:rPr>
+        <w:t>.</w:t>
+      </w:r>
+    </w:p>
+    <w:p>
+      <w:pPr>
+        <w:jc w:val="both"/>
+        <w:rPr>
+          <w:sz w:val="36"/>
+          <w:szCs w:val="36"/>
+        </w:rPr>
+      </w:pPr>
+      <w:r>
+        <w:rPr>
+          <w:sz w:val="36"/>
+          <w:szCs w:val="36"/>
+        </w:rPr>
+        <w:lastRenderedPageBreak/>
         <w:t xml:space="preserve"># </w:t>
       </w:r>
       <w:r>
@@ -34468,7 +34869,23 @@
           <w:sz w:val="36"/>
           <w:szCs w:val="36"/>
         </w:rPr>
-        <w:t>Not directly referenced in Dart code</w:t>
+        <w:t xml:space="preserve">Not directly referenced in </w:t>
+      </w:r>
+      <w:r>
+        <w:rPr>
+          <w:b/>
+          <w:bCs/>
+          <w:sz w:val="36"/>
+          <w:szCs w:val="36"/>
+        </w:rPr>
+        <w:t>Dart</w:t>
+      </w:r>
+      <w:r>
+        <w:rPr>
+          <w:sz w:val="36"/>
+          <w:szCs w:val="36"/>
+        </w:rPr>
+        <w:t xml:space="preserve"> code</w:t>
       </w:r>
     </w:p>
     <w:p>
@@ -34506,7 +34923,6 @@
           <w:sz w:val="36"/>
           <w:szCs w:val="36"/>
         </w:rPr>
-        <w:lastRenderedPageBreak/>
         <w:t xml:space="preserve"># </w:t>
       </w:r>
       <w:r>
@@ -34514,7 +34930,30 @@
           <w:sz w:val="36"/>
           <w:szCs w:val="36"/>
         </w:rPr>
-        <w:t>The compiler thinks:</w:t>
+        <w:t>The</w:t>
+      </w:r>
+      <w:r>
+        <w:rPr>
+          <w:sz w:val="36"/>
+          <w:szCs w:val="36"/>
+        </w:rPr>
+        <w:t xml:space="preserve"> </w:t>
+      </w:r>
+      <w:r>
+        <w:rPr>
+          <w:b/>
+          <w:bCs/>
+          <w:sz w:val="36"/>
+          <w:szCs w:val="36"/>
+        </w:rPr>
+        <w:t>AOT</w:t>
+      </w:r>
+      <w:r>
+        <w:rPr>
+          <w:sz w:val="36"/>
+          <w:szCs w:val="36"/>
+        </w:rPr>
+        <w:t xml:space="preserve"> compiler thinks:</w:t>
       </w:r>
       <w:r>
         <w:rPr>
@@ -34720,7 +35159,57 @@
           <w:sz w:val="36"/>
           <w:szCs w:val="36"/>
         </w:rPr>
-        <w:t>Inside a background isolate</w:t>
+        <w:t>Inside a background</w:t>
+      </w:r>
+      <w:r>
+        <w:rPr>
+          <w:sz w:val="36"/>
+          <w:szCs w:val="36"/>
+        </w:rPr>
+        <w:t xml:space="preserve"> lightweight </w:t>
+      </w:r>
+      <w:r>
+        <w:rPr>
+          <w:b/>
+          <w:bCs/>
+          <w:sz w:val="36"/>
+          <w:szCs w:val="36"/>
+        </w:rPr>
+        <w:t>Dart</w:t>
+      </w:r>
+      <w:r>
+        <w:rPr>
+          <w:b/>
+          <w:bCs/>
+          <w:sz w:val="36"/>
+          <w:szCs w:val="36"/>
+        </w:rPr>
+        <w:t xml:space="preserve"> </w:t>
+      </w:r>
+      <w:r>
+        <w:rPr>
+          <w:b/>
+          <w:bCs/>
+          <w:sz w:val="36"/>
+          <w:szCs w:val="36"/>
+        </w:rPr>
+        <w:t>runtime</w:t>
+      </w:r>
+      <w:r>
+        <w:rPr>
+          <w:sz w:val="36"/>
+          <w:szCs w:val="36"/>
+        </w:rPr>
+        <w:t>/</w:t>
+      </w:r>
+      <w:r>
+        <w:rPr>
+          <w:b/>
+          <w:bCs/>
+          <w:sz w:val="36"/>
+          <w:szCs w:val="36"/>
+        </w:rPr>
+        <w:t>isolate</w:t>
       </w:r>
     </w:p>
     <w:p>
@@ -34792,7 +35281,32 @@
           <w:sz w:val="36"/>
           <w:szCs w:val="36"/>
         </w:rPr>
-        <w:t xml:space="preserve">Without pragma </w:t>
+        <w:t xml:space="preserve">Without </w:t>
+      </w:r>
+      <w:r>
+        <w:rPr>
+          <w:b/>
+          <w:bCs/>
+          <w:sz w:val="36"/>
+          <w:szCs w:val="36"/>
+        </w:rPr>
+        <w:t>@</w:t>
+      </w:r>
+      <w:r>
+        <w:rPr>
+          <w:b/>
+          <w:bCs/>
+          <w:sz w:val="36"/>
+          <w:szCs w:val="36"/>
+        </w:rPr>
+        <w:t>pragma</w:t>
+      </w:r>
+      <w:r>
+        <w:rPr>
+          <w:sz w:val="36"/>
+          <w:szCs w:val="36"/>
+        </w:rPr>
+        <w:t xml:space="preserve"> </w:t>
       </w:r>
       <w:r>
         <w:sym w:font="Wingdings" w:char="F0E0"/>
@@ -34823,7 +35337,32 @@
           <w:sz w:val="36"/>
           <w:szCs w:val="36"/>
         </w:rPr>
-        <w:t xml:space="preserve">With pragma </w:t>
+        <w:t xml:space="preserve">With </w:t>
+      </w:r>
+      <w:r>
+        <w:rPr>
+          <w:b/>
+          <w:bCs/>
+          <w:sz w:val="36"/>
+          <w:szCs w:val="36"/>
+        </w:rPr>
+        <w:t>@</w:t>
+      </w:r>
+      <w:r>
+        <w:rPr>
+          <w:b/>
+          <w:bCs/>
+          <w:sz w:val="36"/>
+          <w:szCs w:val="36"/>
+        </w:rPr>
+        <w:t>pragma</w:t>
+      </w:r>
+      <w:r>
+        <w:rPr>
+          <w:sz w:val="36"/>
+          <w:szCs w:val="36"/>
+        </w:rPr>
+        <w:t xml:space="preserve"> </w:t>
       </w:r>
       <w:r>
         <w:sym w:font="Wingdings" w:char="F0E0"/>
@@ -34998,6 +35537,7 @@
           <w:sz w:val="36"/>
           <w:szCs w:val="36"/>
         </w:rPr>
+        <w:lastRenderedPageBreak/>
         <w:t xml:space="preserve"># </w:t>
       </w:r>
       <w:r>
@@ -35095,15 +35635,13 @@
         </w:rPr>
         <w:t xml:space="preserve">, </w:t>
       </w:r>
-      <w:proofErr w:type="gramStart"/>
-      <w:r>
-        <w:rPr>
-          <w:sz w:val="36"/>
-          <w:szCs w:val="36"/>
-        </w:rPr>
-        <w:t>It</w:t>
-      </w:r>
-      <w:proofErr w:type="gramEnd"/>
+      <w:r>
+        <w:rPr>
+          <w:sz w:val="36"/>
+          <w:szCs w:val="36"/>
+        </w:rPr>
+        <w:t>it</w:t>
+      </w:r>
       <w:r>
         <w:rPr>
           <w:sz w:val="36"/>
@@ -35172,7 +35710,6 @@
           <w:sz w:val="36"/>
           <w:szCs w:val="36"/>
         </w:rPr>
-        <w:lastRenderedPageBreak/>
         <w:t>A closure</w:t>
       </w:r>
     </w:p>
@@ -35760,6 +36297,7 @@
           <w:sz w:val="36"/>
           <w:szCs w:val="36"/>
         </w:rPr>
+        <w:lastRenderedPageBreak/>
         <w:t xml:space="preserve"># </w:t>
       </w:r>
       <w:r>
@@ -35844,7 +36382,6 @@
           <w:sz w:val="36"/>
           <w:szCs w:val="36"/>
         </w:rPr>
-        <w:lastRenderedPageBreak/>
         <w:t>Entry-point preserved</w:t>
       </w:r>
     </w:p>
@@ -35908,12 +36445,23 @@
           <w:sz w:val="36"/>
           <w:szCs w:val="36"/>
         </w:rPr>
-        <w:t xml:space="preserve">Inside </w:t>
+        <w:t>Inside</w:t>
+      </w:r>
+      <w:r>
+        <w:rPr>
+          <w:b/>
+          <w:bCs/>
+          <w:sz w:val="36"/>
+          <w:szCs w:val="36"/>
+        </w:rPr>
+        <w:t xml:space="preserve"> </w:t>
       </w:r>
       <w:proofErr w:type="spellStart"/>
       <w:proofErr w:type="gramStart"/>
       <w:r>
         <w:rPr>
+          <w:b/>
+          <w:bCs/>
           <w:sz w:val="36"/>
           <w:szCs w:val="36"/>
         </w:rPr>
@@ -35922,6 +36470,8 @@
       <w:proofErr w:type="spellEnd"/>
       <w:r>
         <w:rPr>
+          <w:b/>
+          <w:bCs/>
           <w:sz w:val="36"/>
           <w:szCs w:val="36"/>
         </w:rPr>
@@ -35930,10 +36480,19 @@
       <w:proofErr w:type="gramEnd"/>
       <w:r>
         <w:rPr>
-          <w:sz w:val="36"/>
-          <w:szCs w:val="36"/>
-        </w:rPr>
-        <w:t>) callback method we</w:t>
+          <w:b/>
+          <w:bCs/>
+          <w:sz w:val="36"/>
+          <w:szCs w:val="36"/>
+        </w:rPr>
+        <w:t>)</w:t>
+      </w:r>
+      <w:r>
+        <w:rPr>
+          <w:sz w:val="36"/>
+          <w:szCs w:val="36"/>
+        </w:rPr>
+        <w:t xml:space="preserve"> callback method we</w:t>
       </w:r>
       <w:r>
         <w:rPr>
@@ -36350,6 +36909,7 @@
           <w:sz w:val="36"/>
           <w:szCs w:val="36"/>
         </w:rPr>
+        <w:lastRenderedPageBreak/>
         <w:t xml:space="preserve"># </w:t>
       </w:r>
       <w:r>
@@ -36397,7 +36957,6 @@
           <w:sz w:val="36"/>
           <w:szCs w:val="36"/>
         </w:rPr>
-        <w:lastRenderedPageBreak/>
         <w:t xml:space="preserve">   </w:t>
       </w:r>
       <w:r>
@@ -36844,8 +37403,8 @@
         <w:tblLook w:val="04A0" w:firstRow="1" w:lastRow="0" w:firstColumn="1" w:lastColumn="0" w:noHBand="0" w:noVBand="1"/>
       </w:tblPr>
       <w:tblGrid>
-        <w:gridCol w:w="3361"/>
-        <w:gridCol w:w="4994"/>
+        <w:gridCol w:w="4528"/>
+        <w:gridCol w:w="4488"/>
       </w:tblGrid>
       <w:tr>
         <w:trPr>
@@ -37027,7 +37586,7 @@
                 <w:sz w:val="36"/>
                 <w:szCs w:val="36"/>
               </w:rPr>
-              <w:t>Dart VM</w:t>
+              <w:t>Flutter Engine + Dart Runtime</w:t>
             </w:r>
           </w:p>
         </w:tc>
@@ -37130,7 +37689,22 @@
                 <w:sz w:val="36"/>
                 <w:szCs w:val="36"/>
               </w:rPr>
-              <w:t>Background isolate</w:t>
+              <w:lastRenderedPageBreak/>
+              <w:t>Background</w:t>
+            </w:r>
+            <w:r>
+              <w:rPr>
+                <w:sz w:val="36"/>
+                <w:szCs w:val="36"/>
+              </w:rPr>
+              <w:t xml:space="preserve"> Dart </w:t>
+            </w:r>
+            <w:r>
+              <w:rPr>
+                <w:sz w:val="36"/>
+                <w:szCs w:val="36"/>
+              </w:rPr>
+              <w:t>isolate</w:t>
             </w:r>
           </w:p>
         </w:tc>
@@ -37275,7 +37849,6 @@
           <w:sz w:val="36"/>
           <w:szCs w:val="36"/>
         </w:rPr>
-        <w:lastRenderedPageBreak/>
         <w:t>onDidReceiveNotificationResponse</w:t>
       </w:r>
       <w:proofErr w:type="spellEnd"/>
@@ -37650,32 +38223,23 @@
     </w:p>
     <w:p>
       <w:pPr>
-        <w:jc w:val="both"/>
-        <w:rPr>
-          <w:sz w:val="36"/>
-          <w:szCs w:val="36"/>
-        </w:rPr>
-      </w:pPr>
-      <w:r>
-        <w:rPr>
-          <w:sz w:val="36"/>
-          <w:szCs w:val="36"/>
-        </w:rPr>
-        <w:t>Alarm notification with "SNOOZE" button</w:t>
-      </w:r>
-      <w:r>
-        <w:rPr>
-          <w:sz w:val="36"/>
-          <w:szCs w:val="36"/>
-        </w:rPr>
-        <w:t>, t</w:t>
-      </w:r>
-      <w:r>
-        <w:rPr>
-          <w:sz w:val="36"/>
-          <w:szCs w:val="36"/>
-        </w:rPr>
-        <w:t>hat snooze action might run in background isolate.</w:t>
+        <w:pStyle w:val="ListParagraph"/>
+        <w:numPr>
+          <w:ilvl w:val="0"/>
+          <w:numId w:val="47"/>
+        </w:numPr>
+        <w:jc w:val="both"/>
+        <w:rPr>
+          <w:sz w:val="36"/>
+          <w:szCs w:val="36"/>
+        </w:rPr>
+      </w:pPr>
+      <w:r>
+        <w:rPr>
+          <w:sz w:val="36"/>
+          <w:szCs w:val="36"/>
+        </w:rPr>
+        <w:t>Alarm notification with "SNOOZE" button, that snooze action might run in background isolate.</w:t>
       </w:r>
       <w:r>
         <w:rPr>
@@ -37687,17 +38251,23 @@
     </w:p>
     <w:p>
       <w:pPr>
-        <w:jc w:val="both"/>
-        <w:rPr>
-          <w:sz w:val="36"/>
-          <w:szCs w:val="36"/>
-        </w:rPr>
-      </w:pPr>
-      <w:r>
-        <w:rPr>
-          <w:sz w:val="36"/>
-          <w:szCs w:val="36"/>
-        </w:rPr>
+        <w:pStyle w:val="ListParagraph"/>
+        <w:numPr>
+          <w:ilvl w:val="0"/>
+          <w:numId w:val="47"/>
+        </w:numPr>
+        <w:jc w:val="both"/>
+        <w:rPr>
+          <w:sz w:val="36"/>
+          <w:szCs w:val="36"/>
+        </w:rPr>
+      </w:pPr>
+      <w:r>
+        <w:rPr>
+          <w:sz w:val="36"/>
+          <w:szCs w:val="36"/>
+        </w:rPr>
+        <w:lastRenderedPageBreak/>
         <w:t xml:space="preserve">Or stopping / cancelling the notification alarm using </w:t>
       </w:r>
       <w:r>
@@ -37798,6 +38368,7 @@
         <w:tabs>
           <w:tab w:val="left" w:pos="1013"/>
         </w:tabs>
+        <w:jc w:val="both"/>
         <w:rPr>
           <w:sz w:val="36"/>
           <w:szCs w:val="36"/>
@@ -37809,6 +38380,7 @@
         <w:tabs>
           <w:tab w:val="left" w:pos="1013"/>
         </w:tabs>
+        <w:jc w:val="both"/>
         <w:rPr>
           <w:sz w:val="36"/>
           <w:szCs w:val="36"/>
@@ -37841,17 +38413,17 @@
         <w:tabs>
           <w:tab w:val="left" w:pos="1013"/>
         </w:tabs>
-        <w:rPr>
-          <w:sz w:val="36"/>
-          <w:szCs w:val="36"/>
-        </w:rPr>
-      </w:pPr>
-      <w:r>
-        <w:rPr>
-          <w:sz w:val="36"/>
-          <w:szCs w:val="36"/>
-        </w:rPr>
-        <w:lastRenderedPageBreak/>
+        <w:jc w:val="both"/>
+        <w:rPr>
+          <w:sz w:val="36"/>
+          <w:szCs w:val="36"/>
+        </w:rPr>
+      </w:pPr>
+      <w:r>
+        <w:rPr>
+          <w:sz w:val="36"/>
+          <w:szCs w:val="36"/>
+        </w:rPr>
         <w:t xml:space="preserve"># </w:t>
       </w:r>
       <w:r>
@@ -37881,6 +38453,7 @@
         <w:tabs>
           <w:tab w:val="left" w:pos="1013"/>
         </w:tabs>
+        <w:jc w:val="both"/>
         <w:rPr>
           <w:sz w:val="36"/>
           <w:szCs w:val="36"/>
@@ -37913,6 +38486,7 @@
         <w:tabs>
           <w:tab w:val="left" w:pos="1013"/>
         </w:tabs>
+        <w:jc w:val="both"/>
         <w:rPr>
           <w:b/>
           <w:bCs/>
@@ -37937,6 +38511,7 @@
         <w:tabs>
           <w:tab w:val="left" w:pos="1013"/>
         </w:tabs>
+        <w:jc w:val="both"/>
         <w:rPr>
           <w:b/>
           <w:bCs/>
@@ -37961,6 +38536,7 @@
         <w:tabs>
           <w:tab w:val="left" w:pos="1013"/>
         </w:tabs>
+        <w:jc w:val="both"/>
         <w:rPr>
           <w:sz w:val="36"/>
           <w:szCs w:val="36"/>
@@ -37991,6 +38567,7 @@
         <w:tabs>
           <w:tab w:val="left" w:pos="1013"/>
         </w:tabs>
+        <w:jc w:val="both"/>
         <w:rPr>
           <w:sz w:val="36"/>
           <w:szCs w:val="36"/>
@@ -38014,6 +38591,7 @@
         <w:tabs>
           <w:tab w:val="left" w:pos="1013"/>
         </w:tabs>
+        <w:jc w:val="both"/>
         <w:rPr>
           <w:sz w:val="36"/>
           <w:szCs w:val="36"/>
@@ -38037,6 +38615,7 @@
         <w:tabs>
           <w:tab w:val="left" w:pos="1013"/>
         </w:tabs>
+        <w:jc w:val="both"/>
         <w:rPr>
           <w:sz w:val="36"/>
           <w:szCs w:val="36"/>
@@ -38055,6 +38634,7 @@
         <w:tabs>
           <w:tab w:val="left" w:pos="1013"/>
         </w:tabs>
+        <w:jc w:val="both"/>
         <w:rPr>
           <w:sz w:val="36"/>
           <w:szCs w:val="36"/>
@@ -38113,6 +38693,7 @@
         <w:tabs>
           <w:tab w:val="left" w:pos="1013"/>
         </w:tabs>
+        <w:jc w:val="both"/>
         <w:rPr>
           <w:sz w:val="36"/>
           <w:szCs w:val="36"/>
@@ -38136,6 +38717,7 @@
         <w:tabs>
           <w:tab w:val="left" w:pos="1013"/>
         </w:tabs>
+        <w:jc w:val="both"/>
         <w:rPr>
           <w:sz w:val="36"/>
           <w:szCs w:val="36"/>
@@ -38159,6 +38741,7 @@
         <w:tabs>
           <w:tab w:val="left" w:pos="1013"/>
         </w:tabs>
+        <w:jc w:val="both"/>
         <w:rPr>
           <w:sz w:val="36"/>
           <w:szCs w:val="36"/>
@@ -38177,6 +38760,7 @@
         <w:tabs>
           <w:tab w:val="left" w:pos="1013"/>
         </w:tabs>
+        <w:jc w:val="both"/>
         <w:rPr>
           <w:sz w:val="36"/>
           <w:szCs w:val="36"/>
@@ -38216,6 +38800,7 @@
         <w:tabs>
           <w:tab w:val="left" w:pos="1013"/>
         </w:tabs>
+        <w:jc w:val="both"/>
         <w:rPr>
           <w:sz w:val="36"/>
           <w:szCs w:val="36"/>
@@ -38227,6 +38812,7 @@
         <w:tabs>
           <w:tab w:val="left" w:pos="1013"/>
         </w:tabs>
+        <w:jc w:val="both"/>
         <w:rPr>
           <w:b/>
           <w:bCs/>
@@ -38267,16 +38853,18 @@
         <w:tabs>
           <w:tab w:val="left" w:pos="1013"/>
         </w:tabs>
-        <w:rPr>
-          <w:sz w:val="36"/>
-          <w:szCs w:val="36"/>
-        </w:rPr>
-      </w:pPr>
-      <w:r>
-        <w:rPr>
-          <w:sz w:val="36"/>
-          <w:szCs w:val="36"/>
-        </w:rPr>
+        <w:jc w:val="both"/>
+        <w:rPr>
+          <w:sz w:val="36"/>
+          <w:szCs w:val="36"/>
+        </w:rPr>
+      </w:pPr>
+      <w:r>
+        <w:rPr>
+          <w:sz w:val="36"/>
+          <w:szCs w:val="36"/>
+        </w:rPr>
+        <w:lastRenderedPageBreak/>
         <w:t># First makes sure to get clear:</w:t>
       </w:r>
     </w:p>
@@ -38290,6 +38878,7 @@
         <w:tabs>
           <w:tab w:val="left" w:pos="1013"/>
         </w:tabs>
+        <w:jc w:val="both"/>
         <w:rPr>
           <w:sz w:val="36"/>
           <w:szCs w:val="36"/>
@@ -38308,6 +38897,7 @@
         <w:tabs>
           <w:tab w:val="left" w:pos="1013"/>
         </w:tabs>
+        <w:jc w:val="both"/>
         <w:rPr>
           <w:b/>
           <w:bCs/>
@@ -38335,6 +38925,7 @@
         <w:tabs>
           <w:tab w:val="left" w:pos="1013"/>
         </w:tabs>
+        <w:jc w:val="both"/>
         <w:rPr>
           <w:sz w:val="36"/>
           <w:szCs w:val="36"/>
@@ -38353,6 +38944,7 @@
         <w:tabs>
           <w:tab w:val="left" w:pos="1013"/>
         </w:tabs>
+        <w:jc w:val="both"/>
         <w:rPr>
           <w:b/>
           <w:bCs/>
@@ -38375,17 +38967,17 @@
         <w:tabs>
           <w:tab w:val="left" w:pos="1013"/>
         </w:tabs>
-        <w:rPr>
-          <w:sz w:val="36"/>
-          <w:szCs w:val="36"/>
-        </w:rPr>
-      </w:pPr>
-      <w:r>
-        <w:rPr>
-          <w:sz w:val="36"/>
-          <w:szCs w:val="36"/>
-        </w:rPr>
-        <w:lastRenderedPageBreak/>
+        <w:jc w:val="both"/>
+        <w:rPr>
+          <w:sz w:val="36"/>
+          <w:szCs w:val="36"/>
+        </w:rPr>
+      </w:pPr>
+      <w:r>
+        <w:rPr>
+          <w:sz w:val="36"/>
+          <w:szCs w:val="36"/>
+        </w:rPr>
         <w:t xml:space="preserve"># </w:t>
       </w:r>
       <w:r>
@@ -38415,6 +39007,7 @@
         <w:tabs>
           <w:tab w:val="left" w:pos="1013"/>
         </w:tabs>
+        <w:jc w:val="both"/>
         <w:rPr>
           <w:sz w:val="36"/>
           <w:szCs w:val="36"/>
@@ -38426,6 +39019,7 @@
         <w:tabs>
           <w:tab w:val="left" w:pos="1013"/>
         </w:tabs>
+        <w:jc w:val="both"/>
         <w:rPr>
           <w:sz w:val="36"/>
           <w:szCs w:val="36"/>
@@ -38444,6 +39038,7 @@
         <w:tabs>
           <w:tab w:val="left" w:pos="1013"/>
         </w:tabs>
+        <w:jc w:val="both"/>
         <w:rPr>
           <w:sz w:val="36"/>
           <w:szCs w:val="36"/>
@@ -38596,6 +39191,7 @@
         <w:tabs>
           <w:tab w:val="left" w:pos="1013"/>
         </w:tabs>
+        <w:jc w:val="both"/>
         <w:rPr>
           <w:sz w:val="36"/>
           <w:szCs w:val="36"/>
@@ -38663,6 +39259,7 @@
         <w:tabs>
           <w:tab w:val="left" w:pos="1013"/>
         </w:tabs>
+        <w:jc w:val="both"/>
         <w:rPr>
           <w:b/>
           <w:bCs/>
@@ -38788,6 +39385,7 @@
         <w:tabs>
           <w:tab w:val="left" w:pos="1013"/>
         </w:tabs>
+        <w:jc w:val="both"/>
         <w:rPr>
           <w:sz w:val="36"/>
           <w:szCs w:val="36"/>
@@ -38813,6 +39411,7 @@
         <w:tabs>
           <w:tab w:val="left" w:pos="1013"/>
         </w:tabs>
+        <w:jc w:val="both"/>
         <w:rPr>
           <w:b/>
           <w:bCs/>
@@ -38851,6 +39450,7 @@
         <w:tabs>
           <w:tab w:val="left" w:pos="1013"/>
         </w:tabs>
+        <w:jc w:val="both"/>
         <w:rPr>
           <w:b/>
           <w:bCs/>
@@ -38909,22 +39509,24 @@
         <w:tabs>
           <w:tab w:val="left" w:pos="1013"/>
         </w:tabs>
-        <w:rPr>
-          <w:b/>
-          <w:bCs/>
-          <w:color w:val="D86DCB" w:themeColor="accent5" w:themeTint="99"/>
-          <w:sz w:val="36"/>
-          <w:szCs w:val="36"/>
-        </w:rPr>
-      </w:pPr>
-      <w:r>
-        <w:rPr>
-          <w:b/>
-          <w:bCs/>
-          <w:color w:val="D86DCB" w:themeColor="accent5" w:themeTint="99"/>
-          <w:sz w:val="36"/>
-          <w:szCs w:val="36"/>
-        </w:rPr>
+        <w:jc w:val="both"/>
+        <w:rPr>
+          <w:b/>
+          <w:bCs/>
+          <w:color w:val="D86DCB" w:themeColor="accent5" w:themeTint="99"/>
+          <w:sz w:val="36"/>
+          <w:szCs w:val="36"/>
+        </w:rPr>
+      </w:pPr>
+      <w:r>
+        <w:rPr>
+          <w:b/>
+          <w:bCs/>
+          <w:color w:val="D86DCB" w:themeColor="accent5" w:themeTint="99"/>
+          <w:sz w:val="36"/>
+          <w:szCs w:val="36"/>
+        </w:rPr>
+        <w:lastRenderedPageBreak/>
         <w:t xml:space="preserve">  'Alarm',</w:t>
       </w:r>
     </w:p>
@@ -38933,6 +39535,7 @@
         <w:tabs>
           <w:tab w:val="left" w:pos="1013"/>
         </w:tabs>
+        <w:jc w:val="both"/>
         <w:rPr>
           <w:b/>
           <w:bCs/>
@@ -38957,6 +39560,7 @@
         <w:tabs>
           <w:tab w:val="left" w:pos="1013"/>
         </w:tabs>
+        <w:jc w:val="both"/>
         <w:rPr>
           <w:b/>
           <w:bCs/>
@@ -39005,6 +39609,7 @@
         <w:tabs>
           <w:tab w:val="left" w:pos="1013"/>
         </w:tabs>
+        <w:jc w:val="both"/>
         <w:rPr>
           <w:b/>
           <w:bCs/>
@@ -39063,6 +39668,7 @@
         <w:tabs>
           <w:tab w:val="left" w:pos="1013"/>
         </w:tabs>
+        <w:jc w:val="both"/>
         <w:rPr>
           <w:b/>
           <w:bCs/>
@@ -39087,23 +39693,23 @@
         <w:tabs>
           <w:tab w:val="left" w:pos="1013"/>
         </w:tabs>
-        <w:rPr>
-          <w:b/>
-          <w:bCs/>
-          <w:color w:val="D86DCB" w:themeColor="accent5" w:themeTint="99"/>
-          <w:sz w:val="36"/>
-          <w:szCs w:val="36"/>
-        </w:rPr>
-      </w:pPr>
-      <w:r>
-        <w:rPr>
-          <w:b/>
-          <w:bCs/>
-          <w:color w:val="D86DCB" w:themeColor="accent5" w:themeTint="99"/>
-          <w:sz w:val="36"/>
-          <w:szCs w:val="36"/>
-        </w:rPr>
-        <w:lastRenderedPageBreak/>
+        <w:jc w:val="both"/>
+        <w:rPr>
+          <w:b/>
+          <w:bCs/>
+          <w:color w:val="D86DCB" w:themeColor="accent5" w:themeTint="99"/>
+          <w:sz w:val="36"/>
+          <w:szCs w:val="36"/>
+        </w:rPr>
+      </w:pPr>
+      <w:r>
+        <w:rPr>
+          <w:b/>
+          <w:bCs/>
+          <w:color w:val="D86DCB" w:themeColor="accent5" w:themeTint="99"/>
+          <w:sz w:val="36"/>
+          <w:szCs w:val="36"/>
+        </w:rPr>
         <w:t xml:space="preserve">    ),</w:t>
       </w:r>
     </w:p>
@@ -39112,6 +39718,7 @@
         <w:tabs>
           <w:tab w:val="left" w:pos="1013"/>
         </w:tabs>
+        <w:jc w:val="both"/>
         <w:rPr>
           <w:b/>
           <w:bCs/>
@@ -39136,6 +39743,7 @@
         <w:tabs>
           <w:tab w:val="left" w:pos="1013"/>
         </w:tabs>
+        <w:jc w:val="both"/>
         <w:rPr>
           <w:b/>
           <w:bCs/>
@@ -39160,6 +39768,7 @@
         <w:tabs>
           <w:tab w:val="left" w:pos="1013"/>
         </w:tabs>
+        <w:jc w:val="both"/>
         <w:rPr>
           <w:sz w:val="36"/>
           <w:szCs w:val="36"/>
@@ -39171,6 +39780,7 @@
         <w:tabs>
           <w:tab w:val="left" w:pos="1013"/>
         </w:tabs>
+        <w:jc w:val="both"/>
         <w:rPr>
           <w:sz w:val="36"/>
           <w:szCs w:val="36"/>
@@ -39212,6 +39822,7 @@
         <w:tabs>
           <w:tab w:val="left" w:pos="1013"/>
         </w:tabs>
+        <w:jc w:val="both"/>
         <w:rPr>
           <w:sz w:val="36"/>
           <w:szCs w:val="36"/>
@@ -39267,6 +39878,7 @@
         <w:tabs>
           <w:tab w:val="left" w:pos="1013"/>
         </w:tabs>
+        <w:jc w:val="both"/>
         <w:rPr>
           <w:sz w:val="36"/>
           <w:szCs w:val="36"/>
@@ -39297,6 +39909,7 @@
         <w:tabs>
           <w:tab w:val="left" w:pos="1013"/>
         </w:tabs>
+        <w:jc w:val="both"/>
         <w:rPr>
           <w:sz w:val="36"/>
           <w:szCs w:val="36"/>
@@ -39320,6 +39933,7 @@
         <w:tabs>
           <w:tab w:val="left" w:pos="1013"/>
         </w:tabs>
+        <w:jc w:val="both"/>
         <w:rPr>
           <w:sz w:val="36"/>
           <w:szCs w:val="36"/>
@@ -39343,16 +39957,7 @@
           <w:sz w:val="36"/>
           <w:szCs w:val="36"/>
         </w:rPr>
-        <w:t>:</w:t>
-      </w:r>
-      <w:r>
-        <w:rPr>
-          <w:b/>
-          <w:bCs/>
-          <w:sz w:val="36"/>
-          <w:szCs w:val="36"/>
-        </w:rPr>
-        <w:t xml:space="preserve"> </w:t>
+        <w:t xml:space="preserve">: </w:t>
       </w:r>
       <w:r>
         <w:rPr>
@@ -39372,24 +39977,18 @@
         <w:tabs>
           <w:tab w:val="left" w:pos="1013"/>
         </w:tabs>
-        <w:rPr>
-          <w:sz w:val="36"/>
-          <w:szCs w:val="36"/>
-        </w:rPr>
-      </w:pPr>
-      <w:r>
-        <w:rPr>
-          <w:sz w:val="36"/>
-          <w:szCs w:val="36"/>
-        </w:rPr>
-        <w:t>O</w:t>
-      </w:r>
-      <w:r>
-        <w:rPr>
-          <w:sz w:val="36"/>
-          <w:szCs w:val="36"/>
-        </w:rPr>
-        <w:t xml:space="preserve">ur </w:t>
+        <w:jc w:val="both"/>
+        <w:rPr>
+          <w:sz w:val="36"/>
+          <w:szCs w:val="36"/>
+        </w:rPr>
+      </w:pPr>
+      <w:r>
+        <w:rPr>
+          <w:sz w:val="36"/>
+          <w:szCs w:val="36"/>
+        </w:rPr>
+        <w:t xml:space="preserve">Our </w:t>
       </w:r>
       <w:r>
         <w:rPr>
@@ -39433,6 +40032,7 @@
         <w:tabs>
           <w:tab w:val="left" w:pos="1013"/>
         </w:tabs>
+        <w:jc w:val="both"/>
         <w:rPr>
           <w:sz w:val="36"/>
           <w:szCs w:val="36"/>
@@ -39482,6 +40082,7 @@
         <w:tabs>
           <w:tab w:val="left" w:pos="1013"/>
         </w:tabs>
+        <w:jc w:val="both"/>
         <w:rPr>
           <w:b/>
           <w:bCs/>
@@ -39528,6 +40129,7 @@
         <w:tabs>
           <w:tab w:val="left" w:pos="1013"/>
         </w:tabs>
+        <w:jc w:val="both"/>
         <w:rPr>
           <w:b/>
           <w:bCs/>
@@ -39598,22 +40200,24 @@
         <w:tabs>
           <w:tab w:val="left" w:pos="1013"/>
         </w:tabs>
-        <w:rPr>
-          <w:b/>
-          <w:bCs/>
-          <w:color w:val="D86DCB" w:themeColor="accent5" w:themeTint="99"/>
-          <w:sz w:val="36"/>
-          <w:szCs w:val="36"/>
-        </w:rPr>
-      </w:pPr>
-      <w:r>
-        <w:rPr>
-          <w:b/>
-          <w:bCs/>
-          <w:color w:val="D86DCB" w:themeColor="accent5" w:themeTint="99"/>
-          <w:sz w:val="36"/>
-          <w:szCs w:val="36"/>
-        </w:rPr>
+        <w:jc w:val="both"/>
+        <w:rPr>
+          <w:b/>
+          <w:bCs/>
+          <w:color w:val="D86DCB" w:themeColor="accent5" w:themeTint="99"/>
+          <w:sz w:val="36"/>
+          <w:szCs w:val="36"/>
+        </w:rPr>
+      </w:pPr>
+      <w:r>
+        <w:rPr>
+          <w:b/>
+          <w:bCs/>
+          <w:color w:val="D86DCB" w:themeColor="accent5" w:themeTint="99"/>
+          <w:sz w:val="36"/>
+          <w:szCs w:val="36"/>
+        </w:rPr>
+        <w:lastRenderedPageBreak/>
         <w:t xml:space="preserve">  if (</w:t>
       </w:r>
       <w:proofErr w:type="spellStart"/>
@@ -39668,6 +40272,7 @@
         <w:tabs>
           <w:tab w:val="left" w:pos="1013"/>
         </w:tabs>
+        <w:jc w:val="both"/>
         <w:rPr>
           <w:b/>
           <w:bCs/>
@@ -39692,6 +40297,7 @@
         <w:tabs>
           <w:tab w:val="left" w:pos="1013"/>
         </w:tabs>
+        <w:jc w:val="both"/>
         <w:rPr>
           <w:b/>
           <w:bCs/>
@@ -39716,6 +40322,7 @@
         <w:tabs>
           <w:tab w:val="left" w:pos="1013"/>
         </w:tabs>
+        <w:jc w:val="both"/>
         <w:rPr>
           <w:b/>
           <w:bCs/>
@@ -39740,17 +40347,17 @@
         <w:tabs>
           <w:tab w:val="left" w:pos="1013"/>
         </w:tabs>
-        <w:rPr>
-          <w:sz w:val="36"/>
-          <w:szCs w:val="36"/>
-        </w:rPr>
-      </w:pPr>
-      <w:r>
-        <w:rPr>
-          <w:sz w:val="36"/>
-          <w:szCs w:val="36"/>
-        </w:rPr>
-        <w:lastRenderedPageBreak/>
+        <w:jc w:val="both"/>
+        <w:rPr>
+          <w:sz w:val="36"/>
+          <w:szCs w:val="36"/>
+        </w:rPr>
+      </w:pPr>
+      <w:r>
+        <w:rPr>
+          <w:sz w:val="36"/>
+          <w:szCs w:val="36"/>
+        </w:rPr>
         <w:t># I</w:t>
       </w:r>
       <w:r>
@@ -39799,24 +40406,18 @@
         <w:tabs>
           <w:tab w:val="left" w:pos="1013"/>
         </w:tabs>
-        <w:rPr>
-          <w:sz w:val="36"/>
-          <w:szCs w:val="36"/>
-        </w:rPr>
-      </w:pPr>
-      <w:r>
-        <w:rPr>
-          <w:sz w:val="36"/>
-          <w:szCs w:val="36"/>
-        </w:rPr>
-        <w:t>O</w:t>
-      </w:r>
-      <w:r>
-        <w:rPr>
-          <w:sz w:val="36"/>
-          <w:szCs w:val="36"/>
-        </w:rPr>
-        <w:t xml:space="preserve">ur </w:t>
+        <w:jc w:val="both"/>
+        <w:rPr>
+          <w:sz w:val="36"/>
+          <w:szCs w:val="36"/>
+        </w:rPr>
+      </w:pPr>
+      <w:r>
+        <w:rPr>
+          <w:sz w:val="36"/>
+          <w:szCs w:val="36"/>
+        </w:rPr>
+        <w:t xml:space="preserve">Our </w:t>
       </w:r>
       <w:proofErr w:type="spellStart"/>
       <w:r>
@@ -39840,6 +40441,7 @@
         <w:tabs>
           <w:tab w:val="left" w:pos="1013"/>
         </w:tabs>
+        <w:jc w:val="both"/>
         <w:rPr>
           <w:b/>
           <w:bCs/>
@@ -39867,6 +40469,7 @@
         <w:tabs>
           <w:tab w:val="left" w:pos="1013"/>
         </w:tabs>
+        <w:jc w:val="both"/>
         <w:rPr>
           <w:b/>
           <w:bCs/>
@@ -39896,6 +40499,7 @@
         <w:tabs>
           <w:tab w:val="left" w:pos="1013"/>
         </w:tabs>
+        <w:jc w:val="both"/>
         <w:rPr>
           <w:sz w:val="36"/>
           <w:szCs w:val="36"/>
@@ -39923,6 +40527,7 @@
         <w:tabs>
           <w:tab w:val="left" w:pos="1013"/>
         </w:tabs>
+        <w:jc w:val="both"/>
         <w:rPr>
           <w:sz w:val="36"/>
           <w:szCs w:val="36"/>
@@ -39983,6 +40588,7 @@
         <w:tabs>
           <w:tab w:val="left" w:pos="1013"/>
         </w:tabs>
+        <w:jc w:val="both"/>
         <w:rPr>
           <w:b/>
           <w:bCs/>
@@ -40029,6 +40635,7 @@
         <w:tabs>
           <w:tab w:val="left" w:pos="1013"/>
         </w:tabs>
+        <w:jc w:val="both"/>
         <w:rPr>
           <w:b/>
           <w:bCs/>
@@ -40099,6 +40706,7 @@
         <w:tabs>
           <w:tab w:val="left" w:pos="1013"/>
         </w:tabs>
+        <w:jc w:val="both"/>
         <w:rPr>
           <w:b/>
           <w:bCs/>
@@ -40169,6 +40777,7 @@
         <w:tabs>
           <w:tab w:val="left" w:pos="1013"/>
         </w:tabs>
+        <w:jc w:val="both"/>
         <w:rPr>
           <w:b/>
           <w:bCs/>
@@ -40227,6 +40836,7 @@
         <w:tabs>
           <w:tab w:val="left" w:pos="1013"/>
         </w:tabs>
+        <w:jc w:val="both"/>
         <w:rPr>
           <w:b/>
           <w:bCs/>
@@ -40251,6 +40861,7 @@
         <w:tabs>
           <w:tab w:val="left" w:pos="1013"/>
         </w:tabs>
+        <w:jc w:val="both"/>
         <w:rPr>
           <w:b/>
           <w:bCs/>
@@ -40299,6 +40910,7 @@
         <w:tabs>
           <w:tab w:val="left" w:pos="1013"/>
         </w:tabs>
+        <w:jc w:val="both"/>
         <w:rPr>
           <w:b/>
           <w:bCs/>
@@ -40323,6 +40935,7 @@
         <w:tabs>
           <w:tab w:val="left" w:pos="1013"/>
         </w:tabs>
+        <w:jc w:val="both"/>
         <w:rPr>
           <w:b/>
           <w:bCs/>
@@ -40347,6 +40960,7 @@
         <w:tabs>
           <w:tab w:val="left" w:pos="1013"/>
         </w:tabs>
+        <w:jc w:val="both"/>
         <w:rPr>
           <w:b/>
           <w:bCs/>
@@ -40371,22 +40985,24 @@
         <w:tabs>
           <w:tab w:val="left" w:pos="1013"/>
         </w:tabs>
-        <w:rPr>
-          <w:b/>
-          <w:bCs/>
-          <w:color w:val="D86DCB" w:themeColor="accent5" w:themeTint="99"/>
-          <w:sz w:val="36"/>
-          <w:szCs w:val="36"/>
-        </w:rPr>
-      </w:pPr>
-      <w:r>
-        <w:rPr>
-          <w:b/>
-          <w:bCs/>
-          <w:color w:val="D86DCB" w:themeColor="accent5" w:themeTint="99"/>
-          <w:sz w:val="36"/>
-          <w:szCs w:val="36"/>
-        </w:rPr>
+        <w:jc w:val="both"/>
+        <w:rPr>
+          <w:b/>
+          <w:bCs/>
+          <w:color w:val="D86DCB" w:themeColor="accent5" w:themeTint="99"/>
+          <w:sz w:val="36"/>
+          <w:szCs w:val="36"/>
+        </w:rPr>
+      </w:pPr>
+      <w:r>
+        <w:rPr>
+          <w:b/>
+          <w:bCs/>
+          <w:color w:val="D86DCB" w:themeColor="accent5" w:themeTint="99"/>
+          <w:sz w:val="36"/>
+          <w:szCs w:val="36"/>
+        </w:rPr>
+        <w:lastRenderedPageBreak/>
         <w:t xml:space="preserve">      </w:t>
       </w:r>
       <w:proofErr w:type="spellStart"/>
@@ -40441,6 +41057,7 @@
         <w:tabs>
           <w:tab w:val="left" w:pos="1013"/>
         </w:tabs>
+        <w:jc w:val="both"/>
         <w:rPr>
           <w:b/>
           <w:bCs/>
@@ -40487,6 +41104,7 @@
         <w:tabs>
           <w:tab w:val="left" w:pos="1013"/>
         </w:tabs>
+        <w:jc w:val="both"/>
         <w:rPr>
           <w:b/>
           <w:bCs/>
@@ -40511,6 +41129,7 @@
         <w:tabs>
           <w:tab w:val="left" w:pos="1013"/>
         </w:tabs>
+        <w:jc w:val="both"/>
         <w:rPr>
           <w:b/>
           <w:bCs/>
@@ -40535,23 +41154,23 @@
         <w:tabs>
           <w:tab w:val="left" w:pos="1013"/>
         </w:tabs>
-        <w:rPr>
-          <w:b/>
-          <w:bCs/>
-          <w:color w:val="D86DCB" w:themeColor="accent5" w:themeTint="99"/>
-          <w:sz w:val="36"/>
-          <w:szCs w:val="36"/>
-        </w:rPr>
-      </w:pPr>
-      <w:r>
-        <w:rPr>
-          <w:b/>
-          <w:bCs/>
-          <w:color w:val="D86DCB" w:themeColor="accent5" w:themeTint="99"/>
-          <w:sz w:val="36"/>
-          <w:szCs w:val="36"/>
-        </w:rPr>
-        <w:lastRenderedPageBreak/>
+        <w:jc w:val="both"/>
+        <w:rPr>
+          <w:b/>
+          <w:bCs/>
+          <w:color w:val="D86DCB" w:themeColor="accent5" w:themeTint="99"/>
+          <w:sz w:val="36"/>
+          <w:szCs w:val="36"/>
+        </w:rPr>
+      </w:pPr>
+      <w:r>
+        <w:rPr>
+          <w:b/>
+          <w:bCs/>
+          <w:color w:val="D86DCB" w:themeColor="accent5" w:themeTint="99"/>
+          <w:sz w:val="36"/>
+          <w:szCs w:val="36"/>
+        </w:rPr>
         <w:t>}</w:t>
       </w:r>
     </w:p>
@@ -40560,6 +41179,7 @@
         <w:tabs>
           <w:tab w:val="left" w:pos="1013"/>
         </w:tabs>
+        <w:jc w:val="both"/>
         <w:rPr>
           <w:sz w:val="36"/>
           <w:szCs w:val="36"/>
@@ -40571,6 +41191,7 @@
         <w:tabs>
           <w:tab w:val="left" w:pos="1013"/>
         </w:tabs>
+        <w:jc w:val="both"/>
         <w:rPr>
           <w:sz w:val="36"/>
           <w:szCs w:val="36"/>
@@ -40608,23 +41229,7 @@
           <w:sz w:val="36"/>
           <w:szCs w:val="36"/>
         </w:rPr>
-        <w:t xml:space="preserve"> package too </w:t>
-      </w:r>
-      <w:proofErr w:type="gramStart"/>
-      <w:r>
-        <w:rPr>
-          <w:sz w:val="36"/>
-          <w:szCs w:val="36"/>
-        </w:rPr>
-        <w:t>instead</w:t>
-      </w:r>
-      <w:proofErr w:type="gramEnd"/>
-      <w:r>
-        <w:rPr>
-          <w:sz w:val="36"/>
-          <w:szCs w:val="36"/>
-        </w:rPr>
-        <w:t xml:space="preserve"> or </w:t>
+        <w:t xml:space="preserve"> package too instead or </w:t>
       </w:r>
       <w:proofErr w:type="spellStart"/>
       <w:r>
@@ -40997,9 +41602,9 @@
     </w:lvl>
   </w:abstractNum>
   <w:abstractNum w:abstractNumId="2" w15:restartNumberingAfterBreak="0">
-    <w:nsid w:val="09C33277"/>
+    <w:nsid w:val="05194C2D"/>
     <w:multiLevelType w:val="hybridMultilevel"/>
-    <w:tmpl w:val="7924EE70"/>
+    <w:tmpl w:val="235861D6"/>
     <w:lvl w:ilvl="0" w:tplc="04090001">
       <w:start w:val="1"/>
       <w:numFmt w:val="bullet"/>
@@ -41110,9 +41715,9 @@
     </w:lvl>
   </w:abstractNum>
   <w:abstractNum w:abstractNumId="3" w15:restartNumberingAfterBreak="0">
-    <w:nsid w:val="0E226CD5"/>
+    <w:nsid w:val="09C33277"/>
     <w:multiLevelType w:val="hybridMultilevel"/>
-    <w:tmpl w:val="0DB2D5D8"/>
+    <w:tmpl w:val="7924EE70"/>
     <w:lvl w:ilvl="0" w:tplc="04090001">
       <w:start w:val="1"/>
       <w:numFmt w:val="bullet"/>
@@ -41223,9 +41828,9 @@
     </w:lvl>
   </w:abstractNum>
   <w:abstractNum w:abstractNumId="4" w15:restartNumberingAfterBreak="0">
-    <w:nsid w:val="0F5C63EE"/>
+    <w:nsid w:val="0D7564BE"/>
     <w:multiLevelType w:val="hybridMultilevel"/>
-    <w:tmpl w:val="C9B4A58E"/>
+    <w:tmpl w:val="4EE0533E"/>
     <w:lvl w:ilvl="0" w:tplc="04090001">
       <w:start w:val="1"/>
       <w:numFmt w:val="bullet"/>
@@ -41336,9 +41941,9 @@
     </w:lvl>
   </w:abstractNum>
   <w:abstractNum w:abstractNumId="5" w15:restartNumberingAfterBreak="0">
-    <w:nsid w:val="12E0605E"/>
+    <w:nsid w:val="0E226CD5"/>
     <w:multiLevelType w:val="hybridMultilevel"/>
-    <w:tmpl w:val="93CA4FD4"/>
+    <w:tmpl w:val="0DB2D5D8"/>
     <w:lvl w:ilvl="0" w:tplc="04090001">
       <w:start w:val="1"/>
       <w:numFmt w:val="bullet"/>
@@ -41449,9 +42054,9 @@
     </w:lvl>
   </w:abstractNum>
   <w:abstractNum w:abstractNumId="6" w15:restartNumberingAfterBreak="0">
-    <w:nsid w:val="1FEB2DDA"/>
+    <w:nsid w:val="0F5C63EE"/>
     <w:multiLevelType w:val="hybridMultilevel"/>
-    <w:tmpl w:val="914EFCEE"/>
+    <w:tmpl w:val="C9B4A58E"/>
     <w:lvl w:ilvl="0" w:tplc="04090001">
       <w:start w:val="1"/>
       <w:numFmt w:val="bullet"/>
@@ -41562,9 +42167,9 @@
     </w:lvl>
   </w:abstractNum>
   <w:abstractNum w:abstractNumId="7" w15:restartNumberingAfterBreak="0">
-    <w:nsid w:val="222F1902"/>
+    <w:nsid w:val="12E0605E"/>
     <w:multiLevelType w:val="hybridMultilevel"/>
-    <w:tmpl w:val="4C84CC68"/>
+    <w:tmpl w:val="93CA4FD4"/>
     <w:lvl w:ilvl="0" w:tplc="04090001">
       <w:start w:val="1"/>
       <w:numFmt w:val="bullet"/>
@@ -41675,9 +42280,9 @@
     </w:lvl>
   </w:abstractNum>
   <w:abstractNum w:abstractNumId="8" w15:restartNumberingAfterBreak="0">
-    <w:nsid w:val="299572C8"/>
+    <w:nsid w:val="1FEB2DDA"/>
     <w:multiLevelType w:val="hybridMultilevel"/>
-    <w:tmpl w:val="608075D0"/>
+    <w:tmpl w:val="914EFCEE"/>
     <w:lvl w:ilvl="0" w:tplc="04090001">
       <w:start w:val="1"/>
       <w:numFmt w:val="bullet"/>
@@ -41788,9 +42393,9 @@
     </w:lvl>
   </w:abstractNum>
   <w:abstractNum w:abstractNumId="9" w15:restartNumberingAfterBreak="0">
-    <w:nsid w:val="29DE675B"/>
+    <w:nsid w:val="222F1902"/>
     <w:multiLevelType w:val="hybridMultilevel"/>
-    <w:tmpl w:val="9BBE5886"/>
+    <w:tmpl w:val="4C84CC68"/>
     <w:lvl w:ilvl="0" w:tplc="04090001">
       <w:start w:val="1"/>
       <w:numFmt w:val="bullet"/>
@@ -41901,9 +42506,9 @@
     </w:lvl>
   </w:abstractNum>
   <w:abstractNum w:abstractNumId="10" w15:restartNumberingAfterBreak="0">
-    <w:nsid w:val="2A430147"/>
+    <w:nsid w:val="299572C8"/>
     <w:multiLevelType w:val="hybridMultilevel"/>
-    <w:tmpl w:val="585C3758"/>
+    <w:tmpl w:val="608075D0"/>
     <w:lvl w:ilvl="0" w:tplc="04090001">
       <w:start w:val="1"/>
       <w:numFmt w:val="bullet"/>
@@ -42014,9 +42619,9 @@
     </w:lvl>
   </w:abstractNum>
   <w:abstractNum w:abstractNumId="11" w15:restartNumberingAfterBreak="0">
-    <w:nsid w:val="2A553394"/>
+    <w:nsid w:val="29DE675B"/>
     <w:multiLevelType w:val="hybridMultilevel"/>
-    <w:tmpl w:val="E3BA0EC2"/>
+    <w:tmpl w:val="9BBE5886"/>
     <w:lvl w:ilvl="0" w:tplc="04090001">
       <w:start w:val="1"/>
       <w:numFmt w:val="bullet"/>
@@ -42127,9 +42732,9 @@
     </w:lvl>
   </w:abstractNum>
   <w:abstractNum w:abstractNumId="12" w15:restartNumberingAfterBreak="0">
-    <w:nsid w:val="2F6B4F1F"/>
+    <w:nsid w:val="2A430147"/>
     <w:multiLevelType w:val="hybridMultilevel"/>
-    <w:tmpl w:val="582C0A8E"/>
+    <w:tmpl w:val="585C3758"/>
     <w:lvl w:ilvl="0" w:tplc="04090001">
       <w:start w:val="1"/>
       <w:numFmt w:val="bullet"/>
@@ -42240,9 +42845,9 @@
     </w:lvl>
   </w:abstractNum>
   <w:abstractNum w:abstractNumId="13" w15:restartNumberingAfterBreak="0">
-    <w:nsid w:val="357753C6"/>
+    <w:nsid w:val="2A553394"/>
     <w:multiLevelType w:val="hybridMultilevel"/>
-    <w:tmpl w:val="1EDE9F96"/>
+    <w:tmpl w:val="E3BA0EC2"/>
     <w:lvl w:ilvl="0" w:tplc="04090001">
       <w:start w:val="1"/>
       <w:numFmt w:val="bullet"/>
@@ -42353,9 +42958,9 @@
     </w:lvl>
   </w:abstractNum>
   <w:abstractNum w:abstractNumId="14" w15:restartNumberingAfterBreak="0">
-    <w:nsid w:val="37476265"/>
+    <w:nsid w:val="2F6B4F1F"/>
     <w:multiLevelType w:val="hybridMultilevel"/>
-    <w:tmpl w:val="129E8676"/>
+    <w:tmpl w:val="582C0A8E"/>
     <w:lvl w:ilvl="0" w:tplc="04090001">
       <w:start w:val="1"/>
       <w:numFmt w:val="bullet"/>
@@ -42466,9 +43071,9 @@
     </w:lvl>
   </w:abstractNum>
   <w:abstractNum w:abstractNumId="15" w15:restartNumberingAfterBreak="0">
-    <w:nsid w:val="39F648F2"/>
+    <w:nsid w:val="357753C6"/>
     <w:multiLevelType w:val="hybridMultilevel"/>
-    <w:tmpl w:val="56AA1530"/>
+    <w:tmpl w:val="1EDE9F96"/>
     <w:lvl w:ilvl="0" w:tplc="04090001">
       <w:start w:val="1"/>
       <w:numFmt w:val="bullet"/>
@@ -42579,9 +43184,9 @@
     </w:lvl>
   </w:abstractNum>
   <w:abstractNum w:abstractNumId="16" w15:restartNumberingAfterBreak="0">
-    <w:nsid w:val="3A535288"/>
+    <w:nsid w:val="37476265"/>
     <w:multiLevelType w:val="hybridMultilevel"/>
-    <w:tmpl w:val="CF6ABB22"/>
+    <w:tmpl w:val="129E8676"/>
     <w:lvl w:ilvl="0" w:tplc="04090001">
       <w:start w:val="1"/>
       <w:numFmt w:val="bullet"/>
@@ -42692,9 +43297,9 @@
     </w:lvl>
   </w:abstractNum>
   <w:abstractNum w:abstractNumId="17" w15:restartNumberingAfterBreak="0">
-    <w:nsid w:val="3AF5136D"/>
+    <w:nsid w:val="39F648F2"/>
     <w:multiLevelType w:val="hybridMultilevel"/>
-    <w:tmpl w:val="EBA82A72"/>
+    <w:tmpl w:val="56AA1530"/>
     <w:lvl w:ilvl="0" w:tplc="04090001">
       <w:start w:val="1"/>
       <w:numFmt w:val="bullet"/>
@@ -42805,9 +43410,9 @@
     </w:lvl>
   </w:abstractNum>
   <w:abstractNum w:abstractNumId="18" w15:restartNumberingAfterBreak="0">
-    <w:nsid w:val="44CD1E58"/>
+    <w:nsid w:val="3A535288"/>
     <w:multiLevelType w:val="hybridMultilevel"/>
-    <w:tmpl w:val="91F04EF2"/>
+    <w:tmpl w:val="CF6ABB22"/>
     <w:lvl w:ilvl="0" w:tplc="04090001">
       <w:start w:val="1"/>
       <w:numFmt w:val="bullet"/>
@@ -42918,9 +43523,9 @@
     </w:lvl>
   </w:abstractNum>
   <w:abstractNum w:abstractNumId="19" w15:restartNumberingAfterBreak="0">
-    <w:nsid w:val="469C20E4"/>
+    <w:nsid w:val="3AF5136D"/>
     <w:multiLevelType w:val="hybridMultilevel"/>
-    <w:tmpl w:val="FB3E1DEC"/>
+    <w:tmpl w:val="EBA82A72"/>
     <w:lvl w:ilvl="0" w:tplc="04090001">
       <w:start w:val="1"/>
       <w:numFmt w:val="bullet"/>
@@ -43031,9 +43636,9 @@
     </w:lvl>
   </w:abstractNum>
   <w:abstractNum w:abstractNumId="20" w15:restartNumberingAfterBreak="0">
-    <w:nsid w:val="499E7451"/>
+    <w:nsid w:val="44CD1E58"/>
     <w:multiLevelType w:val="hybridMultilevel"/>
-    <w:tmpl w:val="0EBA42AC"/>
+    <w:tmpl w:val="91F04EF2"/>
     <w:lvl w:ilvl="0" w:tplc="04090001">
       <w:start w:val="1"/>
       <w:numFmt w:val="bullet"/>
@@ -43144,9 +43749,9 @@
     </w:lvl>
   </w:abstractNum>
   <w:abstractNum w:abstractNumId="21" w15:restartNumberingAfterBreak="0">
-    <w:nsid w:val="513640D6"/>
+    <w:nsid w:val="469C20E4"/>
     <w:multiLevelType w:val="hybridMultilevel"/>
-    <w:tmpl w:val="40A425F0"/>
+    <w:tmpl w:val="FB3E1DEC"/>
     <w:lvl w:ilvl="0" w:tplc="04090001">
       <w:start w:val="1"/>
       <w:numFmt w:val="bullet"/>
@@ -43257,9 +43862,9 @@
     </w:lvl>
   </w:abstractNum>
   <w:abstractNum w:abstractNumId="22" w15:restartNumberingAfterBreak="0">
-    <w:nsid w:val="56374B9F"/>
+    <w:nsid w:val="499E7451"/>
     <w:multiLevelType w:val="hybridMultilevel"/>
-    <w:tmpl w:val="9C6EC418"/>
+    <w:tmpl w:val="0EBA42AC"/>
     <w:lvl w:ilvl="0" w:tplc="04090001">
       <w:start w:val="1"/>
       <w:numFmt w:val="bullet"/>
@@ -43370,9 +43975,9 @@
     </w:lvl>
   </w:abstractNum>
   <w:abstractNum w:abstractNumId="23" w15:restartNumberingAfterBreak="0">
-    <w:nsid w:val="58674254"/>
+    <w:nsid w:val="513640D6"/>
     <w:multiLevelType w:val="hybridMultilevel"/>
-    <w:tmpl w:val="5DAAD08C"/>
+    <w:tmpl w:val="40A425F0"/>
     <w:lvl w:ilvl="0" w:tplc="04090001">
       <w:start w:val="1"/>
       <w:numFmt w:val="bullet"/>
@@ -43483,9 +44088,9 @@
     </w:lvl>
   </w:abstractNum>
   <w:abstractNum w:abstractNumId="24" w15:restartNumberingAfterBreak="0">
-    <w:nsid w:val="59320B3C"/>
+    <w:nsid w:val="56374B9F"/>
     <w:multiLevelType w:val="hybridMultilevel"/>
-    <w:tmpl w:val="3BB2989E"/>
+    <w:tmpl w:val="9C6EC418"/>
     <w:lvl w:ilvl="0" w:tplc="04090001">
       <w:start w:val="1"/>
       <w:numFmt w:val="bullet"/>
@@ -43596,9 +44201,9 @@
     </w:lvl>
   </w:abstractNum>
   <w:abstractNum w:abstractNumId="25" w15:restartNumberingAfterBreak="0">
-    <w:nsid w:val="5B261081"/>
+    <w:nsid w:val="58674254"/>
     <w:multiLevelType w:val="hybridMultilevel"/>
-    <w:tmpl w:val="B8702D0E"/>
+    <w:tmpl w:val="5DAAD08C"/>
     <w:lvl w:ilvl="0" w:tplc="04090001">
       <w:start w:val="1"/>
       <w:numFmt w:val="bullet"/>
@@ -43709,9 +44314,9 @@
     </w:lvl>
   </w:abstractNum>
   <w:abstractNum w:abstractNumId="26" w15:restartNumberingAfterBreak="0">
-    <w:nsid w:val="5B951D65"/>
+    <w:nsid w:val="59320B3C"/>
     <w:multiLevelType w:val="hybridMultilevel"/>
-    <w:tmpl w:val="C08C5D2C"/>
+    <w:tmpl w:val="3BB2989E"/>
     <w:lvl w:ilvl="0" w:tplc="04090001">
       <w:start w:val="1"/>
       <w:numFmt w:val="bullet"/>
@@ -43822,9 +44427,9 @@
     </w:lvl>
   </w:abstractNum>
   <w:abstractNum w:abstractNumId="27" w15:restartNumberingAfterBreak="0">
-    <w:nsid w:val="62064957"/>
+    <w:nsid w:val="5B261081"/>
     <w:multiLevelType w:val="hybridMultilevel"/>
-    <w:tmpl w:val="A97A2886"/>
+    <w:tmpl w:val="B8702D0E"/>
     <w:lvl w:ilvl="0" w:tplc="04090001">
       <w:start w:val="1"/>
       <w:numFmt w:val="bullet"/>
@@ -43935,9 +44540,9 @@
     </w:lvl>
   </w:abstractNum>
   <w:abstractNum w:abstractNumId="28" w15:restartNumberingAfterBreak="0">
-    <w:nsid w:val="63765FF7"/>
+    <w:nsid w:val="5B951D65"/>
     <w:multiLevelType w:val="hybridMultilevel"/>
-    <w:tmpl w:val="9DD68A18"/>
+    <w:tmpl w:val="C08C5D2C"/>
     <w:lvl w:ilvl="0" w:tplc="04090001">
       <w:start w:val="1"/>
       <w:numFmt w:val="bullet"/>
@@ -44048,9 +44653,9 @@
     </w:lvl>
   </w:abstractNum>
   <w:abstractNum w:abstractNumId="29" w15:restartNumberingAfterBreak="0">
-    <w:nsid w:val="637A1267"/>
+    <w:nsid w:val="62064957"/>
     <w:multiLevelType w:val="hybridMultilevel"/>
-    <w:tmpl w:val="53A691CE"/>
+    <w:tmpl w:val="A97A2886"/>
     <w:lvl w:ilvl="0" w:tplc="04090001">
       <w:start w:val="1"/>
       <w:numFmt w:val="bullet"/>
@@ -44161,9 +44766,9 @@
     </w:lvl>
   </w:abstractNum>
   <w:abstractNum w:abstractNumId="30" w15:restartNumberingAfterBreak="0">
-    <w:nsid w:val="63CB3948"/>
+    <w:nsid w:val="63765FF7"/>
     <w:multiLevelType w:val="hybridMultilevel"/>
-    <w:tmpl w:val="A19A3646"/>
+    <w:tmpl w:val="9DD68A18"/>
     <w:lvl w:ilvl="0" w:tplc="04090001">
       <w:start w:val="1"/>
       <w:numFmt w:val="bullet"/>
@@ -44274,16 +44879,16 @@
     </w:lvl>
   </w:abstractNum>
   <w:abstractNum w:abstractNumId="31" w15:restartNumberingAfterBreak="0">
-    <w:nsid w:val="64BE1C43"/>
+    <w:nsid w:val="637A1267"/>
     <w:multiLevelType w:val="hybridMultilevel"/>
-    <w:tmpl w:val="EFB0C5E2"/>
+    <w:tmpl w:val="53A691CE"/>
     <w:lvl w:ilvl="0" w:tplc="04090001">
       <w:start w:val="1"/>
       <w:numFmt w:val="bullet"/>
       <w:lvlText w:val=""/>
       <w:lvlJc w:val="left"/>
       <w:pPr>
-        <w:ind w:left="450" w:hanging="360"/>
+        <w:ind w:left="360" w:hanging="360"/>
       </w:pPr>
       <w:rPr>
         <w:rFonts w:ascii="Symbol" w:hAnsi="Symbol" w:hint="default"/>
@@ -44295,7 +44900,7 @@
       <w:lvlText w:val="o"/>
       <w:lvlJc w:val="left"/>
       <w:pPr>
-        <w:ind w:left="1170" w:hanging="360"/>
+        <w:ind w:left="1080" w:hanging="360"/>
       </w:pPr>
       <w:rPr>
         <w:rFonts w:ascii="Courier New" w:hAnsi="Courier New" w:cs="Courier New" w:hint="default"/>
@@ -44307,7 +44912,7 @@
       <w:lvlText w:val=""/>
       <w:lvlJc w:val="left"/>
       <w:pPr>
-        <w:ind w:left="1890" w:hanging="360"/>
+        <w:ind w:left="1800" w:hanging="360"/>
       </w:pPr>
       <w:rPr>
         <w:rFonts w:ascii="Wingdings" w:hAnsi="Wingdings" w:hint="default"/>
@@ -44319,7 +44924,7 @@
       <w:lvlText w:val=""/>
       <w:lvlJc w:val="left"/>
       <w:pPr>
-        <w:ind w:left="2610" w:hanging="360"/>
+        <w:ind w:left="2520" w:hanging="360"/>
       </w:pPr>
       <w:rPr>
         <w:rFonts w:ascii="Symbol" w:hAnsi="Symbol" w:hint="default"/>
@@ -44331,7 +44936,7 @@
       <w:lvlText w:val="o"/>
       <w:lvlJc w:val="left"/>
       <w:pPr>
-        <w:ind w:left="3330" w:hanging="360"/>
+        <w:ind w:left="3240" w:hanging="360"/>
       </w:pPr>
       <w:rPr>
         <w:rFonts w:ascii="Courier New" w:hAnsi="Courier New" w:cs="Courier New" w:hint="default"/>
@@ -44343,7 +44948,7 @@
       <w:lvlText w:val=""/>
       <w:lvlJc w:val="left"/>
       <w:pPr>
-        <w:ind w:left="4050" w:hanging="360"/>
+        <w:ind w:left="3960" w:hanging="360"/>
       </w:pPr>
       <w:rPr>
         <w:rFonts w:ascii="Wingdings" w:hAnsi="Wingdings" w:hint="default"/>
@@ -44355,7 +44960,7 @@
       <w:lvlText w:val=""/>
       <w:lvlJc w:val="left"/>
       <w:pPr>
-        <w:ind w:left="4770" w:hanging="360"/>
+        <w:ind w:left="4680" w:hanging="360"/>
       </w:pPr>
       <w:rPr>
         <w:rFonts w:ascii="Symbol" w:hAnsi="Symbol" w:hint="default"/>
@@ -44367,7 +44972,7 @@
       <w:lvlText w:val="o"/>
       <w:lvlJc w:val="left"/>
       <w:pPr>
-        <w:ind w:left="5490" w:hanging="360"/>
+        <w:ind w:left="5400" w:hanging="360"/>
       </w:pPr>
       <w:rPr>
         <w:rFonts w:ascii="Courier New" w:hAnsi="Courier New" w:cs="Courier New" w:hint="default"/>
@@ -44379,7 +44984,7 @@
       <w:lvlText w:val=""/>
       <w:lvlJc w:val="left"/>
       <w:pPr>
-        <w:ind w:left="6210" w:hanging="360"/>
+        <w:ind w:left="6120" w:hanging="360"/>
       </w:pPr>
       <w:rPr>
         <w:rFonts w:ascii="Wingdings" w:hAnsi="Wingdings" w:hint="default"/>
@@ -44387,9 +44992,9 @@
     </w:lvl>
   </w:abstractNum>
   <w:abstractNum w:abstractNumId="32" w15:restartNumberingAfterBreak="0">
-    <w:nsid w:val="65330F4F"/>
+    <w:nsid w:val="63CB3948"/>
     <w:multiLevelType w:val="hybridMultilevel"/>
-    <w:tmpl w:val="010C95C8"/>
+    <w:tmpl w:val="A19A3646"/>
     <w:lvl w:ilvl="0" w:tplc="04090001">
       <w:start w:val="1"/>
       <w:numFmt w:val="bullet"/>
@@ -44500,16 +45105,16 @@
     </w:lvl>
   </w:abstractNum>
   <w:abstractNum w:abstractNumId="33" w15:restartNumberingAfterBreak="0">
-    <w:nsid w:val="67FB5EAA"/>
+    <w:nsid w:val="64BE1C43"/>
     <w:multiLevelType w:val="hybridMultilevel"/>
-    <w:tmpl w:val="D2C2FA20"/>
+    <w:tmpl w:val="EFB0C5E2"/>
     <w:lvl w:ilvl="0" w:tplc="04090001">
       <w:start w:val="1"/>
       <w:numFmt w:val="bullet"/>
       <w:lvlText w:val=""/>
       <w:lvlJc w:val="left"/>
       <w:pPr>
-        <w:ind w:left="360" w:hanging="360"/>
+        <w:ind w:left="450" w:hanging="360"/>
       </w:pPr>
       <w:rPr>
         <w:rFonts w:ascii="Symbol" w:hAnsi="Symbol" w:hint="default"/>
@@ -44521,7 +45126,7 @@
       <w:lvlText w:val="o"/>
       <w:lvlJc w:val="left"/>
       <w:pPr>
-        <w:ind w:left="1080" w:hanging="360"/>
+        <w:ind w:left="1170" w:hanging="360"/>
       </w:pPr>
       <w:rPr>
         <w:rFonts w:ascii="Courier New" w:hAnsi="Courier New" w:cs="Courier New" w:hint="default"/>
@@ -44533,7 +45138,7 @@
       <w:lvlText w:val=""/>
       <w:lvlJc w:val="left"/>
       <w:pPr>
-        <w:ind w:left="1800" w:hanging="360"/>
+        <w:ind w:left="1890" w:hanging="360"/>
       </w:pPr>
       <w:rPr>
         <w:rFonts w:ascii="Wingdings" w:hAnsi="Wingdings" w:hint="default"/>
@@ -44545,7 +45150,7 @@
       <w:lvlText w:val=""/>
       <w:lvlJc w:val="left"/>
       <w:pPr>
-        <w:ind w:left="2520" w:hanging="360"/>
+        <w:ind w:left="2610" w:hanging="360"/>
       </w:pPr>
       <w:rPr>
         <w:rFonts w:ascii="Symbol" w:hAnsi="Symbol" w:hint="default"/>
@@ -44557,7 +45162,7 @@
       <w:lvlText w:val="o"/>
       <w:lvlJc w:val="left"/>
       <w:pPr>
-        <w:ind w:left="3240" w:hanging="360"/>
+        <w:ind w:left="3330" w:hanging="360"/>
       </w:pPr>
       <w:rPr>
         <w:rFonts w:ascii="Courier New" w:hAnsi="Courier New" w:cs="Courier New" w:hint="default"/>
@@ -44569,7 +45174,7 @@
       <w:lvlText w:val=""/>
       <w:lvlJc w:val="left"/>
       <w:pPr>
-        <w:ind w:left="3960" w:hanging="360"/>
+        <w:ind w:left="4050" w:hanging="360"/>
       </w:pPr>
       <w:rPr>
         <w:rFonts w:ascii="Wingdings" w:hAnsi="Wingdings" w:hint="default"/>
@@ -44581,7 +45186,7 @@
       <w:lvlText w:val=""/>
       <w:lvlJc w:val="left"/>
       <w:pPr>
-        <w:ind w:left="4680" w:hanging="360"/>
+        <w:ind w:left="4770" w:hanging="360"/>
       </w:pPr>
       <w:rPr>
         <w:rFonts w:ascii="Symbol" w:hAnsi="Symbol" w:hint="default"/>
@@ -44593,7 +45198,7 @@
       <w:lvlText w:val="o"/>
       <w:lvlJc w:val="left"/>
       <w:pPr>
-        <w:ind w:left="5400" w:hanging="360"/>
+        <w:ind w:left="5490" w:hanging="360"/>
       </w:pPr>
       <w:rPr>
         <w:rFonts w:ascii="Courier New" w:hAnsi="Courier New" w:cs="Courier New" w:hint="default"/>
@@ -44605,7 +45210,7 @@
       <w:lvlText w:val=""/>
       <w:lvlJc w:val="left"/>
       <w:pPr>
-        <w:ind w:left="6120" w:hanging="360"/>
+        <w:ind w:left="6210" w:hanging="360"/>
       </w:pPr>
       <w:rPr>
         <w:rFonts w:ascii="Wingdings" w:hAnsi="Wingdings" w:hint="default"/>
@@ -44613,6 +45218,232 @@
     </w:lvl>
   </w:abstractNum>
   <w:abstractNum w:abstractNumId="34" w15:restartNumberingAfterBreak="0">
+    <w:nsid w:val="65330F4F"/>
+    <w:multiLevelType w:val="hybridMultilevel"/>
+    <w:tmpl w:val="010C95C8"/>
+    <w:lvl w:ilvl="0" w:tplc="04090001">
+      <w:start w:val="1"/>
+      <w:numFmt w:val="bullet"/>
+      <w:lvlText w:val=""/>
+      <w:lvlJc w:val="left"/>
+      <w:pPr>
+        <w:ind w:left="360" w:hanging="360"/>
+      </w:pPr>
+      <w:rPr>
+        <w:rFonts w:ascii="Symbol" w:hAnsi="Symbol" w:hint="default"/>
+      </w:rPr>
+    </w:lvl>
+    <w:lvl w:ilvl="1" w:tplc="04090003" w:tentative="1">
+      <w:start w:val="1"/>
+      <w:numFmt w:val="bullet"/>
+      <w:lvlText w:val="o"/>
+      <w:lvlJc w:val="left"/>
+      <w:pPr>
+        <w:ind w:left="1080" w:hanging="360"/>
+      </w:pPr>
+      <w:rPr>
+        <w:rFonts w:ascii="Courier New" w:hAnsi="Courier New" w:cs="Courier New" w:hint="default"/>
+      </w:rPr>
+    </w:lvl>
+    <w:lvl w:ilvl="2" w:tplc="04090005" w:tentative="1">
+      <w:start w:val="1"/>
+      <w:numFmt w:val="bullet"/>
+      <w:lvlText w:val=""/>
+      <w:lvlJc w:val="left"/>
+      <w:pPr>
+        <w:ind w:left="1800" w:hanging="360"/>
+      </w:pPr>
+      <w:rPr>
+        <w:rFonts w:ascii="Wingdings" w:hAnsi="Wingdings" w:hint="default"/>
+      </w:rPr>
+    </w:lvl>
+    <w:lvl w:ilvl="3" w:tplc="04090001" w:tentative="1">
+      <w:start w:val="1"/>
+      <w:numFmt w:val="bullet"/>
+      <w:lvlText w:val=""/>
+      <w:lvlJc w:val="left"/>
+      <w:pPr>
+        <w:ind w:left="2520" w:hanging="360"/>
+      </w:pPr>
+      <w:rPr>
+        <w:rFonts w:ascii="Symbol" w:hAnsi="Symbol" w:hint="default"/>
+      </w:rPr>
+    </w:lvl>
+    <w:lvl w:ilvl="4" w:tplc="04090003" w:tentative="1">
+      <w:start w:val="1"/>
+      <w:numFmt w:val="bullet"/>
+      <w:lvlText w:val="o"/>
+      <w:lvlJc w:val="left"/>
+      <w:pPr>
+        <w:ind w:left="3240" w:hanging="360"/>
+      </w:pPr>
+      <w:rPr>
+        <w:rFonts w:ascii="Courier New" w:hAnsi="Courier New" w:cs="Courier New" w:hint="default"/>
+      </w:rPr>
+    </w:lvl>
+    <w:lvl w:ilvl="5" w:tplc="04090005" w:tentative="1">
+      <w:start w:val="1"/>
+      <w:numFmt w:val="bullet"/>
+      <w:lvlText w:val=""/>
+      <w:lvlJc w:val="left"/>
+      <w:pPr>
+        <w:ind w:left="3960" w:hanging="360"/>
+      </w:pPr>
+      <w:rPr>
+        <w:rFonts w:ascii="Wingdings" w:hAnsi="Wingdings" w:hint="default"/>
+      </w:rPr>
+    </w:lvl>
+    <w:lvl w:ilvl="6" w:tplc="04090001" w:tentative="1">
+      <w:start w:val="1"/>
+      <w:numFmt w:val="bullet"/>
+      <w:lvlText w:val=""/>
+      <w:lvlJc w:val="left"/>
+      <w:pPr>
+        <w:ind w:left="4680" w:hanging="360"/>
+      </w:pPr>
+      <w:rPr>
+        <w:rFonts w:ascii="Symbol" w:hAnsi="Symbol" w:hint="default"/>
+      </w:rPr>
+    </w:lvl>
+    <w:lvl w:ilvl="7" w:tplc="04090003" w:tentative="1">
+      <w:start w:val="1"/>
+      <w:numFmt w:val="bullet"/>
+      <w:lvlText w:val="o"/>
+      <w:lvlJc w:val="left"/>
+      <w:pPr>
+        <w:ind w:left="5400" w:hanging="360"/>
+      </w:pPr>
+      <w:rPr>
+        <w:rFonts w:ascii="Courier New" w:hAnsi="Courier New" w:cs="Courier New" w:hint="default"/>
+      </w:rPr>
+    </w:lvl>
+    <w:lvl w:ilvl="8" w:tplc="04090005" w:tentative="1">
+      <w:start w:val="1"/>
+      <w:numFmt w:val="bullet"/>
+      <w:lvlText w:val=""/>
+      <w:lvlJc w:val="left"/>
+      <w:pPr>
+        <w:ind w:left="6120" w:hanging="360"/>
+      </w:pPr>
+      <w:rPr>
+        <w:rFonts w:ascii="Wingdings" w:hAnsi="Wingdings" w:hint="default"/>
+      </w:rPr>
+    </w:lvl>
+  </w:abstractNum>
+  <w:abstractNum w:abstractNumId="35" w15:restartNumberingAfterBreak="0">
+    <w:nsid w:val="67FB5EAA"/>
+    <w:multiLevelType w:val="hybridMultilevel"/>
+    <w:tmpl w:val="D2C2FA20"/>
+    <w:lvl w:ilvl="0" w:tplc="04090001">
+      <w:start w:val="1"/>
+      <w:numFmt w:val="bullet"/>
+      <w:lvlText w:val=""/>
+      <w:lvlJc w:val="left"/>
+      <w:pPr>
+        <w:ind w:left="360" w:hanging="360"/>
+      </w:pPr>
+      <w:rPr>
+        <w:rFonts w:ascii="Symbol" w:hAnsi="Symbol" w:hint="default"/>
+      </w:rPr>
+    </w:lvl>
+    <w:lvl w:ilvl="1" w:tplc="04090003" w:tentative="1">
+      <w:start w:val="1"/>
+      <w:numFmt w:val="bullet"/>
+      <w:lvlText w:val="o"/>
+      <w:lvlJc w:val="left"/>
+      <w:pPr>
+        <w:ind w:left="1080" w:hanging="360"/>
+      </w:pPr>
+      <w:rPr>
+        <w:rFonts w:ascii="Courier New" w:hAnsi="Courier New" w:cs="Courier New" w:hint="default"/>
+      </w:rPr>
+    </w:lvl>
+    <w:lvl w:ilvl="2" w:tplc="04090005" w:tentative="1">
+      <w:start w:val="1"/>
+      <w:numFmt w:val="bullet"/>
+      <w:lvlText w:val=""/>
+      <w:lvlJc w:val="left"/>
+      <w:pPr>
+        <w:ind w:left="1800" w:hanging="360"/>
+      </w:pPr>
+      <w:rPr>
+        <w:rFonts w:ascii="Wingdings" w:hAnsi="Wingdings" w:hint="default"/>
+      </w:rPr>
+    </w:lvl>
+    <w:lvl w:ilvl="3" w:tplc="04090001" w:tentative="1">
+      <w:start w:val="1"/>
+      <w:numFmt w:val="bullet"/>
+      <w:lvlText w:val=""/>
+      <w:lvlJc w:val="left"/>
+      <w:pPr>
+        <w:ind w:left="2520" w:hanging="360"/>
+      </w:pPr>
+      <w:rPr>
+        <w:rFonts w:ascii="Symbol" w:hAnsi="Symbol" w:hint="default"/>
+      </w:rPr>
+    </w:lvl>
+    <w:lvl w:ilvl="4" w:tplc="04090003" w:tentative="1">
+      <w:start w:val="1"/>
+      <w:numFmt w:val="bullet"/>
+      <w:lvlText w:val="o"/>
+      <w:lvlJc w:val="left"/>
+      <w:pPr>
+        <w:ind w:left="3240" w:hanging="360"/>
+      </w:pPr>
+      <w:rPr>
+        <w:rFonts w:ascii="Courier New" w:hAnsi="Courier New" w:cs="Courier New" w:hint="default"/>
+      </w:rPr>
+    </w:lvl>
+    <w:lvl w:ilvl="5" w:tplc="04090005" w:tentative="1">
+      <w:start w:val="1"/>
+      <w:numFmt w:val="bullet"/>
+      <w:lvlText w:val=""/>
+      <w:lvlJc w:val="left"/>
+      <w:pPr>
+        <w:ind w:left="3960" w:hanging="360"/>
+      </w:pPr>
+      <w:rPr>
+        <w:rFonts w:ascii="Wingdings" w:hAnsi="Wingdings" w:hint="default"/>
+      </w:rPr>
+    </w:lvl>
+    <w:lvl w:ilvl="6" w:tplc="04090001" w:tentative="1">
+      <w:start w:val="1"/>
+      <w:numFmt w:val="bullet"/>
+      <w:lvlText w:val=""/>
+      <w:lvlJc w:val="left"/>
+      <w:pPr>
+        <w:ind w:left="4680" w:hanging="360"/>
+      </w:pPr>
+      <w:rPr>
+        <w:rFonts w:ascii="Symbol" w:hAnsi="Symbol" w:hint="default"/>
+      </w:rPr>
+    </w:lvl>
+    <w:lvl w:ilvl="7" w:tplc="04090003" w:tentative="1">
+      <w:start w:val="1"/>
+      <w:numFmt w:val="bullet"/>
+      <w:lvlText w:val="o"/>
+      <w:lvlJc w:val="left"/>
+      <w:pPr>
+        <w:ind w:left="5400" w:hanging="360"/>
+      </w:pPr>
+      <w:rPr>
+        <w:rFonts w:ascii="Courier New" w:hAnsi="Courier New" w:cs="Courier New" w:hint="default"/>
+      </w:rPr>
+    </w:lvl>
+    <w:lvl w:ilvl="8" w:tplc="04090005" w:tentative="1">
+      <w:start w:val="1"/>
+      <w:numFmt w:val="bullet"/>
+      <w:lvlText w:val=""/>
+      <w:lvlJc w:val="left"/>
+      <w:pPr>
+        <w:ind w:left="6120" w:hanging="360"/>
+      </w:pPr>
+      <w:rPr>
+        <w:rFonts w:ascii="Wingdings" w:hAnsi="Wingdings" w:hint="default"/>
+      </w:rPr>
+    </w:lvl>
+  </w:abstractNum>
+  <w:abstractNum w:abstractNumId="36" w15:restartNumberingAfterBreak="0">
     <w:nsid w:val="688C07BE"/>
     <w:multiLevelType w:val="hybridMultilevel"/>
     <w:tmpl w:val="2338A3D6"/>
@@ -44701,7 +45532,7 @@
       </w:pPr>
     </w:lvl>
   </w:abstractNum>
-  <w:abstractNum w:abstractNumId="35" w15:restartNumberingAfterBreak="0">
+  <w:abstractNum w:abstractNumId="37" w15:restartNumberingAfterBreak="0">
     <w:nsid w:val="69A82680"/>
     <w:multiLevelType w:val="hybridMultilevel"/>
     <w:tmpl w:val="7324BC7A"/>
@@ -44814,7 +45645,7 @@
       </w:rPr>
     </w:lvl>
   </w:abstractNum>
-  <w:abstractNum w:abstractNumId="36" w15:restartNumberingAfterBreak="0">
+  <w:abstractNum w:abstractNumId="38" w15:restartNumberingAfterBreak="0">
     <w:nsid w:val="71FB791B"/>
     <w:multiLevelType w:val="hybridMultilevel"/>
     <w:tmpl w:val="AF1C2FDE"/>
@@ -44927,7 +45758,7 @@
       </w:rPr>
     </w:lvl>
   </w:abstractNum>
-  <w:abstractNum w:abstractNumId="37" w15:restartNumberingAfterBreak="0">
+  <w:abstractNum w:abstractNumId="39" w15:restartNumberingAfterBreak="0">
     <w:nsid w:val="725502A0"/>
     <w:multiLevelType w:val="hybridMultilevel"/>
     <w:tmpl w:val="EBB8A974"/>
@@ -45040,7 +45871,7 @@
       </w:rPr>
     </w:lvl>
   </w:abstractNum>
-  <w:abstractNum w:abstractNumId="38" w15:restartNumberingAfterBreak="0">
+  <w:abstractNum w:abstractNumId="40" w15:restartNumberingAfterBreak="0">
     <w:nsid w:val="73D74127"/>
     <w:multiLevelType w:val="hybridMultilevel"/>
     <w:tmpl w:val="73E46174"/>
@@ -45153,7 +45984,7 @@
       </w:rPr>
     </w:lvl>
   </w:abstractNum>
-  <w:abstractNum w:abstractNumId="39" w15:restartNumberingAfterBreak="0">
+  <w:abstractNum w:abstractNumId="41" w15:restartNumberingAfterBreak="0">
     <w:nsid w:val="754F3C45"/>
     <w:multiLevelType w:val="hybridMultilevel"/>
     <w:tmpl w:val="C11623F0"/>
@@ -45266,7 +46097,7 @@
       </w:rPr>
     </w:lvl>
   </w:abstractNum>
-  <w:abstractNum w:abstractNumId="40" w15:restartNumberingAfterBreak="0">
+  <w:abstractNum w:abstractNumId="42" w15:restartNumberingAfterBreak="0">
     <w:nsid w:val="76FA1E17"/>
     <w:multiLevelType w:val="hybridMultilevel"/>
     <w:tmpl w:val="1D1C113E"/>
@@ -45379,7 +46210,7 @@
       </w:rPr>
     </w:lvl>
   </w:abstractNum>
-  <w:abstractNum w:abstractNumId="41" w15:restartNumberingAfterBreak="0">
+  <w:abstractNum w:abstractNumId="43" w15:restartNumberingAfterBreak="0">
     <w:nsid w:val="77392012"/>
     <w:multiLevelType w:val="hybridMultilevel"/>
     <w:tmpl w:val="BEB6D868"/>
@@ -45492,7 +46323,7 @@
       </w:rPr>
     </w:lvl>
   </w:abstractNum>
-  <w:abstractNum w:abstractNumId="42" w15:restartNumberingAfterBreak="0">
+  <w:abstractNum w:abstractNumId="44" w15:restartNumberingAfterBreak="0">
     <w:nsid w:val="778575C0"/>
     <w:multiLevelType w:val="hybridMultilevel"/>
     <w:tmpl w:val="1F102D62"/>
@@ -45605,7 +46436,7 @@
       </w:rPr>
     </w:lvl>
   </w:abstractNum>
-  <w:abstractNum w:abstractNumId="43" w15:restartNumberingAfterBreak="0">
+  <w:abstractNum w:abstractNumId="45" w15:restartNumberingAfterBreak="0">
     <w:nsid w:val="78DB4C1F"/>
     <w:multiLevelType w:val="hybridMultilevel"/>
     <w:tmpl w:val="FCAE67EE"/>
@@ -45718,7 +46549,7 @@
       </w:rPr>
     </w:lvl>
   </w:abstractNum>
-  <w:abstractNum w:abstractNumId="44" w15:restartNumberingAfterBreak="0">
+  <w:abstractNum w:abstractNumId="46" w15:restartNumberingAfterBreak="0">
     <w:nsid w:val="7C08012D"/>
     <w:multiLevelType w:val="hybridMultilevel"/>
     <w:tmpl w:val="712C2978"/>
@@ -45832,139 +46663,145 @@
     </w:lvl>
   </w:abstractNum>
   <w:num w:numId="1" w16cid:durableId="817305902">
-    <w:abstractNumId w:val="11"/>
+    <w:abstractNumId w:val="13"/>
   </w:num>
   <w:num w:numId="2" w16cid:durableId="1748528874">
-    <w:abstractNumId w:val="35"/>
+    <w:abstractNumId w:val="37"/>
   </w:num>
   <w:num w:numId="3" w16cid:durableId="1779523250">
+    <w:abstractNumId w:val="36"/>
+  </w:num>
+  <w:num w:numId="4" w16cid:durableId="1825005956">
+    <w:abstractNumId w:val="21"/>
+  </w:num>
+  <w:num w:numId="5" w16cid:durableId="1277635380">
+    <w:abstractNumId w:val="15"/>
+  </w:num>
+  <w:num w:numId="6" w16cid:durableId="385223235">
+    <w:abstractNumId w:val="23"/>
+  </w:num>
+  <w:num w:numId="7" w16cid:durableId="283275104">
+    <w:abstractNumId w:val="43"/>
+  </w:num>
+  <w:num w:numId="8" w16cid:durableId="313030493">
+    <w:abstractNumId w:val="38"/>
+  </w:num>
+  <w:num w:numId="9" w16cid:durableId="738788791">
+    <w:abstractNumId w:val="41"/>
+  </w:num>
+  <w:num w:numId="10" w16cid:durableId="1469474123">
+    <w:abstractNumId w:val="20"/>
+  </w:num>
+  <w:num w:numId="11" w16cid:durableId="911306865">
+    <w:abstractNumId w:val="44"/>
+  </w:num>
+  <w:num w:numId="12" w16cid:durableId="1024749047">
+    <w:abstractNumId w:val="39"/>
+  </w:num>
+  <w:num w:numId="13" w16cid:durableId="1042486252">
+    <w:abstractNumId w:val="42"/>
+  </w:num>
+  <w:num w:numId="14" w16cid:durableId="161748293">
+    <w:abstractNumId w:val="12"/>
+  </w:num>
+  <w:num w:numId="15" w16cid:durableId="1983348433">
+    <w:abstractNumId w:val="32"/>
+  </w:num>
+  <w:num w:numId="16" w16cid:durableId="123356863">
+    <w:abstractNumId w:val="30"/>
+  </w:num>
+  <w:num w:numId="17" w16cid:durableId="1935362335">
+    <w:abstractNumId w:val="45"/>
+  </w:num>
+  <w:num w:numId="18" w16cid:durableId="175577020">
+    <w:abstractNumId w:val="10"/>
+  </w:num>
+  <w:num w:numId="19" w16cid:durableId="1720325803">
+    <w:abstractNumId w:val="28"/>
+  </w:num>
+  <w:num w:numId="20" w16cid:durableId="1541893346">
+    <w:abstractNumId w:val="27"/>
+  </w:num>
+  <w:num w:numId="21" w16cid:durableId="605042176">
+    <w:abstractNumId w:val="31"/>
+  </w:num>
+  <w:num w:numId="22" w16cid:durableId="1527061006">
+    <w:abstractNumId w:val="17"/>
+  </w:num>
+  <w:num w:numId="23" w16cid:durableId="692927240">
+    <w:abstractNumId w:val="33"/>
+  </w:num>
+  <w:num w:numId="24" w16cid:durableId="279144317">
     <w:abstractNumId w:val="34"/>
   </w:num>
-  <w:num w:numId="4" w16cid:durableId="1825005956">
-    <w:abstractNumId w:val="19"/>
+  <w:num w:numId="25" w16cid:durableId="1586257694">
+    <w:abstractNumId w:val="26"/>
   </w:num>
-  <w:num w:numId="5" w16cid:durableId="1277635380">
-    <w:abstractNumId w:val="13"/>
-  </w:num>
-  <w:num w:numId="6" w16cid:durableId="385223235">
-    <w:abstractNumId w:val="21"/>
-  </w:num>
-  <w:num w:numId="7" w16cid:durableId="283275104">
-    <w:abstractNumId w:val="41"/>
-  </w:num>
-  <w:num w:numId="8" w16cid:durableId="313030493">
-    <w:abstractNumId w:val="36"/>
-  </w:num>
-  <w:num w:numId="9" w16cid:durableId="738788791">
-    <w:abstractNumId w:val="39"/>
-  </w:num>
-  <w:num w:numId="10" w16cid:durableId="1469474123">
+  <w:num w:numId="26" w16cid:durableId="1055928033">
     <w:abstractNumId w:val="18"/>
   </w:num>
-  <w:num w:numId="11" w16cid:durableId="911306865">
-    <w:abstractNumId w:val="42"/>
-  </w:num>
-  <w:num w:numId="12" w16cid:durableId="1024749047">
-    <w:abstractNumId w:val="37"/>
-  </w:num>
-  <w:num w:numId="13" w16cid:durableId="1042486252">
-    <w:abstractNumId w:val="40"/>
-  </w:num>
-  <w:num w:numId="14" w16cid:durableId="161748293">
-    <w:abstractNumId w:val="10"/>
-  </w:num>
-  <w:num w:numId="15" w16cid:durableId="1983348433">
-    <w:abstractNumId w:val="30"/>
-  </w:num>
-  <w:num w:numId="16" w16cid:durableId="123356863">
-    <w:abstractNumId w:val="28"/>
-  </w:num>
-  <w:num w:numId="17" w16cid:durableId="1935362335">
-    <w:abstractNumId w:val="43"/>
-  </w:num>
-  <w:num w:numId="18" w16cid:durableId="175577020">
-    <w:abstractNumId w:val="8"/>
-  </w:num>
-  <w:num w:numId="19" w16cid:durableId="1720325803">
-    <w:abstractNumId w:val="26"/>
-  </w:num>
-  <w:num w:numId="20" w16cid:durableId="1541893346">
-    <w:abstractNumId w:val="25"/>
-  </w:num>
-  <w:num w:numId="21" w16cid:durableId="605042176">
-    <w:abstractNumId w:val="29"/>
-  </w:num>
-  <w:num w:numId="22" w16cid:durableId="1527061006">
-    <w:abstractNumId w:val="15"/>
-  </w:num>
-  <w:num w:numId="23" w16cid:durableId="692927240">
-    <w:abstractNumId w:val="31"/>
-  </w:num>
-  <w:num w:numId="24" w16cid:durableId="279144317">
-    <w:abstractNumId w:val="32"/>
-  </w:num>
-  <w:num w:numId="25" w16cid:durableId="1586257694">
-    <w:abstractNumId w:val="24"/>
-  </w:num>
-  <w:num w:numId="26" w16cid:durableId="1055928033">
-    <w:abstractNumId w:val="16"/>
-  </w:num>
   <w:num w:numId="27" w16cid:durableId="931430024">
-    <w:abstractNumId w:val="2"/>
+    <w:abstractNumId w:val="3"/>
   </w:num>
   <w:num w:numId="28" w16cid:durableId="1477532701">
     <w:abstractNumId w:val="1"/>
   </w:num>
   <w:num w:numId="29" w16cid:durableId="1705130326">
-    <w:abstractNumId w:val="33"/>
+    <w:abstractNumId w:val="35"/>
   </w:num>
   <w:num w:numId="30" w16cid:durableId="771435815">
-    <w:abstractNumId w:val="38"/>
+    <w:abstractNumId w:val="40"/>
   </w:num>
   <w:num w:numId="31" w16cid:durableId="1534996773">
-    <w:abstractNumId w:val="4"/>
+    <w:abstractNumId w:val="6"/>
   </w:num>
   <w:num w:numId="32" w16cid:durableId="63720590">
-    <w:abstractNumId w:val="17"/>
+    <w:abstractNumId w:val="19"/>
   </w:num>
   <w:num w:numId="33" w16cid:durableId="531769308">
-    <w:abstractNumId w:val="22"/>
+    <w:abstractNumId w:val="24"/>
   </w:num>
   <w:num w:numId="34" w16cid:durableId="1873304858">
     <w:abstractNumId w:val="0"/>
   </w:num>
   <w:num w:numId="35" w16cid:durableId="204684528">
-    <w:abstractNumId w:val="44"/>
+    <w:abstractNumId w:val="46"/>
   </w:num>
   <w:num w:numId="36" w16cid:durableId="1399398763">
+    <w:abstractNumId w:val="16"/>
+  </w:num>
+  <w:num w:numId="37" w16cid:durableId="1560240668">
+    <w:abstractNumId w:val="7"/>
+  </w:num>
+  <w:num w:numId="38" w16cid:durableId="1333023394">
+    <w:abstractNumId w:val="29"/>
+  </w:num>
+  <w:num w:numId="39" w16cid:durableId="239874135">
     <w:abstractNumId w:val="14"/>
   </w:num>
-  <w:num w:numId="37" w16cid:durableId="1560240668">
+  <w:num w:numId="40" w16cid:durableId="434401134">
+    <w:abstractNumId w:val="11"/>
+  </w:num>
+  <w:num w:numId="41" w16cid:durableId="488134181">
     <w:abstractNumId w:val="5"/>
   </w:num>
-  <w:num w:numId="38" w16cid:durableId="1333023394">
-    <w:abstractNumId w:val="27"/>
+  <w:num w:numId="42" w16cid:durableId="944533553">
+    <w:abstractNumId w:val="22"/>
   </w:num>
-  <w:num w:numId="39" w16cid:durableId="239874135">
-    <w:abstractNumId w:val="12"/>
+  <w:num w:numId="43" w16cid:durableId="609162478">
+    <w:abstractNumId w:val="8"/>
   </w:num>
-  <w:num w:numId="40" w16cid:durableId="434401134">
+  <w:num w:numId="44" w16cid:durableId="772168041">
+    <w:abstractNumId w:val="25"/>
+  </w:num>
+  <w:num w:numId="45" w16cid:durableId="2056419570">
     <w:abstractNumId w:val="9"/>
   </w:num>
-  <w:num w:numId="41" w16cid:durableId="488134181">
-    <w:abstractNumId w:val="3"/>
+  <w:num w:numId="46" w16cid:durableId="1693602464">
+    <w:abstractNumId w:val="4"/>
   </w:num>
-  <w:num w:numId="42" w16cid:durableId="944533553">
-    <w:abstractNumId w:val="20"/>
-  </w:num>
-  <w:num w:numId="43" w16cid:durableId="609162478">
-    <w:abstractNumId w:val="6"/>
-  </w:num>
-  <w:num w:numId="44" w16cid:durableId="772168041">
-    <w:abstractNumId w:val="23"/>
-  </w:num>
-  <w:num w:numId="45" w16cid:durableId="2056419570">
-    <w:abstractNumId w:val="7"/>
+  <w:num w:numId="47" w16cid:durableId="2080210191">
+    <w:abstractNumId w:val="2"/>
   </w:num>
 </w:numbering>
 </file>
@@ -46572,6 +47409,7 @@
   <w:style w:type="character" w:default="1" w:styleId="DefaultParagraphFont">
     <w:name w:val="Default Paragraph Font"/>
     <w:uiPriority w:val="1"/>
+    <w:semiHidden/>
     <w:unhideWhenUsed/>
   </w:style>
   <w:style w:type="table" w:default="1" w:styleId="TableNormal">
